--- a/downloads/resources/faculty-question-bank-helper.docx
+++ b/downloads/resources/faculty-question-bank-helper.docx
@@ -32,77 +32,68 @@
     <w:p>
       <w:pPr>
         <w:spacing w:after="100"/>
+        <w:rPr>
+          <w:rFonts w:ascii="Aptos" w:hAnsi="Aptos"/>
+          <w:b/>
+          <w:sz w:val="20"/>
+          <w:szCs w:val="24"/>
+        </w:rPr>
+      </w:pPr>
+    </w:p>
+    <w:p>
+      <w:pPr>
+        <w:spacing w:after="100"/>
+        <w:rPr>
+          <w:rFonts w:ascii="Aptos" w:hAnsi="Aptos"/>
+          <w:sz w:val="20"/>
+          <w:szCs w:val="24"/>
+        </w:rPr>
       </w:pPr>
       <w:r>
         <w:rPr>
+          <w:rFonts w:ascii="Aptos" w:hAnsi="Aptos"/>
           <w:b/>
+          <w:sz w:val="20"/>
+          <w:szCs w:val="24"/>
         </w:rPr>
         <w:t xml:space="preserve">Purpose. </w:t>
       </w:r>
       <w:r>
+        <w:rPr>
+          <w:rFonts w:ascii="Aptos" w:hAnsi="Aptos"/>
+          <w:sz w:val="20"/>
+          <w:szCs w:val="24"/>
+        </w:rPr>
         <w:t>This helper gives faculty the structure needed to create clean, engine-ready question-bank items. Draft questions in a table, audit the bank, and only then convert each row into JavaScript objects.</w:t>
       </w:r>
     </w:p>
     <w:p>
       <w:pPr>
         <w:spacing w:after="100"/>
+        <w:rPr>
+          <w:rFonts w:ascii="Aptos" w:hAnsi="Aptos"/>
+          <w:sz w:val="20"/>
+          <w:szCs w:val="24"/>
+        </w:rPr>
       </w:pPr>
       <w:r>
         <w:rPr>
+          <w:rFonts w:ascii="Aptos" w:hAnsi="Aptos"/>
           <w:b/>
+          <w:sz w:val="20"/>
+          <w:szCs w:val="24"/>
         </w:rPr>
         <w:t xml:space="preserve">Core rule. </w:t>
       </w:r>
       <w:r>
+        <w:rPr>
+          <w:rFonts w:ascii="Aptos" w:hAnsi="Aptos"/>
+          <w:sz w:val="20"/>
+          <w:szCs w:val="24"/>
+        </w:rPr>
         <w:t>Every item needs a unique ID, question text, four options, a correct-answer index, a consistent tag and type, and feedback that teaches. New banks should also include an explicit objective and micro-skill metadata so the current engine can target repair, bridge, retest, boss selection, and mastery reporting accurately.</w:t>
       </w:r>
     </w:p>
-    <w:tbl>
-      <w:tblPr>
-        <w:tblW w:w="0" w:type="auto"/>
-        <w:jc w:val="center"/>
-        <w:tblLayout w:type="fixed"/>
-        <w:tblLook w:val="04A0" w:firstRow="1" w:lastRow="0" w:firstColumn="1" w:lastColumn="0" w:noHBand="0" w:noVBand="1"/>
-      </w:tblPr>
-      <w:tblGrid>
-        <w:gridCol w:w="10454"/>
-      </w:tblGrid>
-      <w:tr>
-        <w:trPr>
-          <w:jc w:val="center"/>
-        </w:trPr>
-        <w:tc>
-          <w:tcPr>
-            <w:tcW w:w="10454" w:type="dxa"/>
-            <w:shd w:val="clear" w:color="auto" w:fill="FFF2CC"/>
-            <w:tcMar>
-              <w:top w:w="85" w:type="dxa"/>
-              <w:left w:w="105" w:type="dxa"/>
-              <w:bottom w:w="85" w:type="dxa"/>
-              <w:right w:w="105" w:type="dxa"/>
-            </w:tcMar>
-          </w:tcPr>
-          <w:p>
-            <w:pPr>
-              <w:spacing w:after="0"/>
-            </w:pPr>
-            <w:r>
-              <w:rPr>
-                <w:b/>
-                <w:sz w:val="18"/>
-              </w:rPr>
-              <w:t xml:space="preserve">Do not paste example IDs blindly. </w:t>
-            </w:r>
-            <w:r>
-              <w:rPr>
-                <w:sz w:val="18"/>
-              </w:rPr>
-              <w:t>Use the next unused ID in the range assigned to the correct bank. Duplicate IDs quietly wreck history, repetition control, and analytics.</w:t>
-            </w:r>
-          </w:p>
-        </w:tc>
-      </w:tr>
-    </w:tbl>
     <w:p>
       <w:pPr>
         <w:pStyle w:val="Heading1"/>
@@ -146,11 +137,18 @@
           <w:p>
             <w:pPr>
               <w:spacing w:after="0"/>
+              <w:rPr>
+                <w:rFonts w:ascii="Aptos" w:hAnsi="Aptos"/>
+                <w:sz w:val="18"/>
+                <w:szCs w:val="28"/>
+              </w:rPr>
             </w:pPr>
             <w:r>
               <w:rPr>
+                <w:rFonts w:ascii="Aptos" w:hAnsi="Aptos"/>
                 <w:b/>
-                <w:sz w:val="15"/>
+                <w:sz w:val="18"/>
+                <w:szCs w:val="28"/>
               </w:rPr>
               <w:t>Element</w:t>
             </w:r>
@@ -171,11 +169,18 @@
           <w:p>
             <w:pPr>
               <w:spacing w:after="0"/>
+              <w:rPr>
+                <w:rFonts w:ascii="Aptos" w:hAnsi="Aptos"/>
+                <w:sz w:val="18"/>
+                <w:szCs w:val="28"/>
+              </w:rPr>
             </w:pPr>
             <w:r>
               <w:rPr>
+                <w:rFonts w:ascii="Aptos" w:hAnsi="Aptos"/>
                 <w:b/>
-                <w:sz w:val="15"/>
+                <w:sz w:val="18"/>
+                <w:szCs w:val="28"/>
               </w:rPr>
               <w:t>Status</w:t>
             </w:r>
@@ -196,11 +201,18 @@
           <w:p>
             <w:pPr>
               <w:spacing w:after="0"/>
+              <w:rPr>
+                <w:rFonts w:ascii="Aptos" w:hAnsi="Aptos"/>
+                <w:sz w:val="18"/>
+                <w:szCs w:val="28"/>
+              </w:rPr>
             </w:pPr>
             <w:r>
               <w:rPr>
+                <w:rFonts w:ascii="Aptos" w:hAnsi="Aptos"/>
                 <w:b/>
-                <w:sz w:val="15"/>
+                <w:sz w:val="18"/>
+                <w:szCs w:val="28"/>
               </w:rPr>
               <w:t>What it does</w:t>
             </w:r>
@@ -221,11 +233,18 @@
           <w:p>
             <w:pPr>
               <w:spacing w:after="0"/>
+              <w:rPr>
+                <w:rFonts w:ascii="Aptos" w:hAnsi="Aptos"/>
+                <w:sz w:val="18"/>
+                <w:szCs w:val="28"/>
+              </w:rPr>
             </w:pPr>
             <w:r>
               <w:rPr>
+                <w:rFonts w:ascii="Aptos" w:hAnsi="Aptos"/>
                 <w:b/>
-                <w:sz w:val="15"/>
+                <w:sz w:val="18"/>
+                <w:szCs w:val="28"/>
               </w:rPr>
               <w:t>Expected format</w:t>
             </w:r>
@@ -246,11 +265,18 @@
           <w:p>
             <w:pPr>
               <w:spacing w:after="0"/>
+              <w:rPr>
+                <w:rFonts w:ascii="Aptos" w:hAnsi="Aptos"/>
+                <w:sz w:val="18"/>
+                <w:szCs w:val="28"/>
+              </w:rPr>
             </w:pPr>
             <w:r>
               <w:rPr>
+                <w:rFonts w:ascii="Aptos" w:hAnsi="Aptos"/>
                 <w:b/>
-                <w:sz w:val="15"/>
+                <w:sz w:val="18"/>
+                <w:szCs w:val="28"/>
               </w:rPr>
               <w:t>Example</w:t>
             </w:r>
@@ -275,10 +301,17 @@
           <w:p>
             <w:pPr>
               <w:spacing w:after="0"/>
+              <w:rPr>
+                <w:rFonts w:ascii="Aptos" w:hAnsi="Aptos"/>
+                <w:sz w:val="18"/>
+                <w:szCs w:val="28"/>
+              </w:rPr>
             </w:pPr>
             <w:r>
               <w:rPr>
-                <w:sz w:val="15"/>
+                <w:rFonts w:ascii="Aptos" w:hAnsi="Aptos"/>
+                <w:sz w:val="18"/>
+                <w:szCs w:val="28"/>
               </w:rPr>
               <w:t>id</w:t>
             </w:r>
@@ -298,10 +331,17 @@
           <w:p>
             <w:pPr>
               <w:spacing w:after="0"/>
+              <w:rPr>
+                <w:rFonts w:ascii="Aptos" w:hAnsi="Aptos"/>
+                <w:sz w:val="18"/>
+                <w:szCs w:val="28"/>
+              </w:rPr>
             </w:pPr>
             <w:r>
               <w:rPr>
-                <w:sz w:val="15"/>
+                <w:rFonts w:ascii="Aptos" w:hAnsi="Aptos"/>
+                <w:sz w:val="18"/>
+                <w:szCs w:val="28"/>
               </w:rPr>
               <w:t>Required</w:t>
             </w:r>
@@ -321,10 +361,17 @@
           <w:p>
             <w:pPr>
               <w:spacing w:after="0"/>
+              <w:rPr>
+                <w:rFonts w:ascii="Aptos" w:hAnsi="Aptos"/>
+                <w:sz w:val="18"/>
+                <w:szCs w:val="28"/>
+              </w:rPr>
             </w:pPr>
             <w:r>
               <w:rPr>
-                <w:sz w:val="15"/>
+                <w:rFonts w:ascii="Aptos" w:hAnsi="Aptos"/>
+                <w:sz w:val="18"/>
+                <w:szCs w:val="28"/>
               </w:rPr>
               <w:t>Unique identifier. Never reuse it anywhere in the package.</w:t>
             </w:r>
@@ -344,10 +391,17 @@
           <w:p>
             <w:pPr>
               <w:spacing w:after="0"/>
+              <w:rPr>
+                <w:rFonts w:ascii="Aptos" w:hAnsi="Aptos"/>
+                <w:sz w:val="18"/>
+                <w:szCs w:val="28"/>
+              </w:rPr>
             </w:pPr>
             <w:r>
               <w:rPr>
-                <w:sz w:val="15"/>
+                <w:rFonts w:ascii="Aptos" w:hAnsi="Aptos"/>
+                <w:sz w:val="18"/>
+                <w:szCs w:val="28"/>
               </w:rPr>
               <w:t>Number</w:t>
             </w:r>
@@ -367,10 +421,17 @@
           <w:p>
             <w:pPr>
               <w:spacing w:after="0"/>
+              <w:rPr>
+                <w:rFonts w:ascii="Aptos" w:hAnsi="Aptos"/>
+                <w:sz w:val="18"/>
+                <w:szCs w:val="28"/>
+              </w:rPr>
             </w:pPr>
             <w:r>
               <w:rPr>
-                <w:sz w:val="15"/>
+                <w:rFonts w:ascii="Aptos" w:hAnsi="Aptos"/>
+                <w:sz w:val="18"/>
+                <w:szCs w:val="28"/>
               </w:rPr>
               <w:t>141</w:t>
             </w:r>
@@ -395,10 +456,17 @@
           <w:p>
             <w:pPr>
               <w:spacing w:after="0"/>
+              <w:rPr>
+                <w:rFonts w:ascii="Aptos" w:hAnsi="Aptos"/>
+                <w:sz w:val="18"/>
+                <w:szCs w:val="28"/>
+              </w:rPr>
             </w:pPr>
             <w:r>
               <w:rPr>
-                <w:sz w:val="15"/>
+                <w:rFonts w:ascii="Aptos" w:hAnsi="Aptos"/>
+                <w:sz w:val="18"/>
+                <w:szCs w:val="28"/>
               </w:rPr>
               <w:t>q</w:t>
             </w:r>
@@ -418,10 +486,17 @@
           <w:p>
             <w:pPr>
               <w:spacing w:after="0"/>
+              <w:rPr>
+                <w:rFonts w:ascii="Aptos" w:hAnsi="Aptos"/>
+                <w:sz w:val="18"/>
+                <w:szCs w:val="28"/>
+              </w:rPr>
             </w:pPr>
             <w:r>
               <w:rPr>
-                <w:sz w:val="15"/>
+                <w:rFonts w:ascii="Aptos" w:hAnsi="Aptos"/>
+                <w:sz w:val="18"/>
+                <w:szCs w:val="28"/>
               </w:rPr>
               <w:t>Required</w:t>
             </w:r>
@@ -441,10 +516,17 @@
           <w:p>
             <w:pPr>
               <w:spacing w:after="0"/>
+              <w:rPr>
+                <w:rFonts w:ascii="Aptos" w:hAnsi="Aptos"/>
+                <w:sz w:val="18"/>
+                <w:szCs w:val="28"/>
+              </w:rPr>
             </w:pPr>
             <w:r>
               <w:rPr>
-                <w:sz w:val="15"/>
+                <w:rFonts w:ascii="Aptos" w:hAnsi="Aptos"/>
+                <w:sz w:val="18"/>
+                <w:szCs w:val="28"/>
               </w:rPr>
               <w:t>Question prompt shown to students.</w:t>
             </w:r>
@@ -464,10 +546,17 @@
           <w:p>
             <w:pPr>
               <w:spacing w:after="0"/>
+              <w:rPr>
+                <w:rFonts w:ascii="Aptos" w:hAnsi="Aptos"/>
+                <w:sz w:val="18"/>
+                <w:szCs w:val="28"/>
+              </w:rPr>
             </w:pPr>
             <w:r>
               <w:rPr>
-                <w:sz w:val="15"/>
+                <w:rFonts w:ascii="Aptos" w:hAnsi="Aptos"/>
+                <w:sz w:val="18"/>
+                <w:szCs w:val="28"/>
               </w:rPr>
               <w:t>Quoted text</w:t>
             </w:r>
@@ -487,10 +576,17 @@
           <w:p>
             <w:pPr>
               <w:spacing w:after="0"/>
+              <w:rPr>
+                <w:rFonts w:ascii="Aptos" w:hAnsi="Aptos"/>
+                <w:sz w:val="18"/>
+                <w:szCs w:val="28"/>
+              </w:rPr>
             </w:pPr>
             <w:r>
               <w:rPr>
-                <w:sz w:val="15"/>
+                <w:rFonts w:ascii="Aptos" w:hAnsi="Aptos"/>
+                <w:sz w:val="18"/>
+                <w:szCs w:val="28"/>
               </w:rPr>
               <w:t>"What happens when price rises?"</w:t>
             </w:r>
@@ -515,10 +611,17 @@
           <w:p>
             <w:pPr>
               <w:spacing w:after="0"/>
+              <w:rPr>
+                <w:rFonts w:ascii="Aptos" w:hAnsi="Aptos"/>
+                <w:sz w:val="18"/>
+                <w:szCs w:val="28"/>
+              </w:rPr>
             </w:pPr>
             <w:r>
               <w:rPr>
-                <w:sz w:val="15"/>
+                <w:rFonts w:ascii="Aptos" w:hAnsi="Aptos"/>
+                <w:sz w:val="18"/>
+                <w:szCs w:val="28"/>
               </w:rPr>
               <w:t>options</w:t>
             </w:r>
@@ -538,10 +641,17 @@
           <w:p>
             <w:pPr>
               <w:spacing w:after="0"/>
+              <w:rPr>
+                <w:rFonts w:ascii="Aptos" w:hAnsi="Aptos"/>
+                <w:sz w:val="18"/>
+                <w:szCs w:val="28"/>
+              </w:rPr>
             </w:pPr>
             <w:r>
               <w:rPr>
-                <w:sz w:val="15"/>
+                <w:rFonts w:ascii="Aptos" w:hAnsi="Aptos"/>
+                <w:sz w:val="18"/>
+                <w:szCs w:val="28"/>
               </w:rPr>
               <w:t>Required</w:t>
             </w:r>
@@ -561,10 +671,17 @@
           <w:p>
             <w:pPr>
               <w:spacing w:after="0"/>
+              <w:rPr>
+                <w:rFonts w:ascii="Aptos" w:hAnsi="Aptos"/>
+                <w:sz w:val="18"/>
+                <w:szCs w:val="28"/>
+              </w:rPr>
             </w:pPr>
             <w:r>
               <w:rPr>
-                <w:sz w:val="15"/>
+                <w:rFonts w:ascii="Aptos" w:hAnsi="Aptos"/>
+                <w:sz w:val="18"/>
+                <w:szCs w:val="28"/>
               </w:rPr>
               <w:t>Exactly four answer choices.</w:t>
             </w:r>
@@ -584,10 +701,17 @@
           <w:p>
             <w:pPr>
               <w:spacing w:after="0"/>
+              <w:rPr>
+                <w:rFonts w:ascii="Aptos" w:hAnsi="Aptos"/>
+                <w:sz w:val="18"/>
+                <w:szCs w:val="28"/>
+              </w:rPr>
             </w:pPr>
             <w:r>
               <w:rPr>
-                <w:sz w:val="15"/>
+                <w:rFonts w:ascii="Aptos" w:hAnsi="Aptos"/>
+                <w:sz w:val="18"/>
+                <w:szCs w:val="28"/>
               </w:rPr>
               <w:t>Array of four strings</w:t>
             </w:r>
@@ -607,10 +731,17 @@
           <w:p>
             <w:pPr>
               <w:spacing w:after="0"/>
+              <w:rPr>
+                <w:rFonts w:ascii="Aptos" w:hAnsi="Aptos"/>
+                <w:sz w:val="18"/>
+                <w:szCs w:val="28"/>
+              </w:rPr>
             </w:pPr>
             <w:r>
               <w:rPr>
-                <w:sz w:val="15"/>
+                <w:rFonts w:ascii="Aptos" w:hAnsi="Aptos"/>
+                <w:sz w:val="18"/>
+                <w:szCs w:val="28"/>
               </w:rPr>
               <w:t>["A", "B", "C", "D"]</w:t>
             </w:r>
@@ -635,10 +766,17 @@
           <w:p>
             <w:pPr>
               <w:spacing w:after="0"/>
+              <w:rPr>
+                <w:rFonts w:ascii="Aptos" w:hAnsi="Aptos"/>
+                <w:sz w:val="18"/>
+                <w:szCs w:val="28"/>
+              </w:rPr>
             </w:pPr>
             <w:r>
               <w:rPr>
-                <w:sz w:val="15"/>
+                <w:rFonts w:ascii="Aptos" w:hAnsi="Aptos"/>
+                <w:sz w:val="18"/>
+                <w:szCs w:val="28"/>
               </w:rPr>
               <w:t>a</w:t>
             </w:r>
@@ -658,10 +796,17 @@
           <w:p>
             <w:pPr>
               <w:spacing w:after="0"/>
+              <w:rPr>
+                <w:rFonts w:ascii="Aptos" w:hAnsi="Aptos"/>
+                <w:sz w:val="18"/>
+                <w:szCs w:val="28"/>
+              </w:rPr>
             </w:pPr>
             <w:r>
               <w:rPr>
-                <w:sz w:val="15"/>
+                <w:rFonts w:ascii="Aptos" w:hAnsi="Aptos"/>
+                <w:sz w:val="18"/>
+                <w:szCs w:val="28"/>
               </w:rPr>
               <w:t>Required</w:t>
             </w:r>
@@ -681,10 +826,17 @@
           <w:p>
             <w:pPr>
               <w:spacing w:after="0"/>
+              <w:rPr>
+                <w:rFonts w:ascii="Aptos" w:hAnsi="Aptos"/>
+                <w:sz w:val="18"/>
+                <w:szCs w:val="28"/>
+              </w:rPr>
             </w:pPr>
             <w:r>
               <w:rPr>
-                <w:sz w:val="15"/>
+                <w:rFonts w:ascii="Aptos" w:hAnsi="Aptos"/>
+                <w:sz w:val="18"/>
+                <w:szCs w:val="28"/>
               </w:rPr>
               <w:t>Correct option before the engine shuffles choices. Counting starts at 0.</w:t>
             </w:r>
@@ -704,10 +856,17 @@
           <w:p>
             <w:pPr>
               <w:spacing w:after="0"/>
+              <w:rPr>
+                <w:rFonts w:ascii="Aptos" w:hAnsi="Aptos"/>
+                <w:sz w:val="18"/>
+                <w:szCs w:val="28"/>
+              </w:rPr>
             </w:pPr>
             <w:r>
               <w:rPr>
-                <w:sz w:val="15"/>
+                <w:rFonts w:ascii="Aptos" w:hAnsi="Aptos"/>
+                <w:sz w:val="18"/>
+                <w:szCs w:val="28"/>
               </w:rPr>
               <w:t>0, 1, 2, or 3</w:t>
             </w:r>
@@ -727,10 +886,17 @@
           <w:p>
             <w:pPr>
               <w:spacing w:after="0"/>
+              <w:rPr>
+                <w:rFonts w:ascii="Aptos" w:hAnsi="Aptos"/>
+                <w:sz w:val="18"/>
+                <w:szCs w:val="28"/>
+              </w:rPr>
             </w:pPr>
             <w:r>
               <w:rPr>
-                <w:sz w:val="15"/>
+                <w:rFonts w:ascii="Aptos" w:hAnsi="Aptos"/>
+                <w:sz w:val="18"/>
+                <w:szCs w:val="28"/>
               </w:rPr>
               <w:t>1 = second option</w:t>
             </w:r>
@@ -755,10 +921,17 @@
           <w:p>
             <w:pPr>
               <w:spacing w:after="0"/>
+              <w:rPr>
+                <w:rFonts w:ascii="Aptos" w:hAnsi="Aptos"/>
+                <w:sz w:val="18"/>
+                <w:szCs w:val="28"/>
+              </w:rPr>
             </w:pPr>
             <w:r>
               <w:rPr>
-                <w:sz w:val="15"/>
+                <w:rFonts w:ascii="Aptos" w:hAnsi="Aptos"/>
+                <w:sz w:val="18"/>
+                <w:szCs w:val="28"/>
               </w:rPr>
               <w:t>tag</w:t>
             </w:r>
@@ -778,10 +951,17 @@
           <w:p>
             <w:pPr>
               <w:spacing w:after="0"/>
+              <w:rPr>
+                <w:rFonts w:ascii="Aptos" w:hAnsi="Aptos"/>
+                <w:sz w:val="18"/>
+                <w:szCs w:val="28"/>
+              </w:rPr>
             </w:pPr>
             <w:r>
               <w:rPr>
-                <w:sz w:val="15"/>
+                <w:rFonts w:ascii="Aptos" w:hAnsi="Aptos"/>
+                <w:sz w:val="18"/>
+                <w:szCs w:val="28"/>
               </w:rPr>
               <w:t>Required</w:t>
             </w:r>
@@ -801,10 +981,17 @@
           <w:p>
             <w:pPr>
               <w:spacing w:after="0"/>
+              <w:rPr>
+                <w:rFonts w:ascii="Aptos" w:hAnsi="Aptos"/>
+                <w:sz w:val="18"/>
+                <w:szCs w:val="28"/>
+              </w:rPr>
             </w:pPr>
             <w:r>
               <w:rPr>
-                <w:sz w:val="15"/>
+                <w:rFonts w:ascii="Aptos" w:hAnsi="Aptos"/>
+                <w:sz w:val="18"/>
+                <w:szCs w:val="28"/>
               </w:rPr>
               <w:t>Broad content area used for adaptive tracking and reporting.</w:t>
             </w:r>
@@ -824,10 +1011,17 @@
           <w:p>
             <w:pPr>
               <w:spacing w:after="0"/>
+              <w:rPr>
+                <w:rFonts w:ascii="Aptos" w:hAnsi="Aptos"/>
+                <w:sz w:val="18"/>
+                <w:szCs w:val="28"/>
+              </w:rPr>
             </w:pPr>
             <w:r>
               <w:rPr>
-                <w:sz w:val="15"/>
+                <w:rFonts w:ascii="Aptos" w:hAnsi="Aptos"/>
+                <w:sz w:val="18"/>
+                <w:szCs w:val="28"/>
               </w:rPr>
               <w:t>Consistent lowercase key</w:t>
             </w:r>
@@ -847,10 +1041,17 @@
           <w:p>
             <w:pPr>
               <w:spacing w:after="0"/>
+              <w:rPr>
+                <w:rFonts w:ascii="Aptos" w:hAnsi="Aptos"/>
+                <w:sz w:val="18"/>
+                <w:szCs w:val="28"/>
+              </w:rPr>
             </w:pPr>
             <w:r>
               <w:rPr>
-                <w:sz w:val="15"/>
+                <w:rFonts w:ascii="Aptos" w:hAnsi="Aptos"/>
+                <w:sz w:val="18"/>
+                <w:szCs w:val="28"/>
               </w:rPr>
               <w:t>"elasticity"</w:t>
             </w:r>
@@ -875,10 +1076,17 @@
           <w:p>
             <w:pPr>
               <w:spacing w:after="0"/>
+              <w:rPr>
+                <w:rFonts w:ascii="Aptos" w:hAnsi="Aptos"/>
+                <w:sz w:val="18"/>
+                <w:szCs w:val="28"/>
+              </w:rPr>
             </w:pPr>
             <w:r>
               <w:rPr>
-                <w:sz w:val="15"/>
+                <w:rFonts w:ascii="Aptos" w:hAnsi="Aptos"/>
+                <w:sz w:val="18"/>
+                <w:szCs w:val="28"/>
               </w:rPr>
               <w:t>type</w:t>
             </w:r>
@@ -898,10 +1106,17 @@
           <w:p>
             <w:pPr>
               <w:spacing w:after="0"/>
+              <w:rPr>
+                <w:rFonts w:ascii="Aptos" w:hAnsi="Aptos"/>
+                <w:sz w:val="18"/>
+                <w:szCs w:val="28"/>
+              </w:rPr>
             </w:pPr>
             <w:r>
               <w:rPr>
-                <w:sz w:val="15"/>
+                <w:rFonts w:ascii="Aptos" w:hAnsi="Aptos"/>
+                <w:sz w:val="18"/>
+                <w:szCs w:val="28"/>
               </w:rPr>
               <w:t>Required</w:t>
             </w:r>
@@ -921,10 +1136,17 @@
           <w:p>
             <w:pPr>
               <w:spacing w:after="0"/>
+              <w:rPr>
+                <w:rFonts w:ascii="Aptos" w:hAnsi="Aptos"/>
+                <w:sz w:val="18"/>
+                <w:szCs w:val="28"/>
+              </w:rPr>
             </w:pPr>
             <w:r>
               <w:rPr>
-                <w:sz w:val="15"/>
+                <w:rFonts w:ascii="Aptos" w:hAnsi="Aptos"/>
+                <w:sz w:val="18"/>
+                <w:szCs w:val="28"/>
               </w:rPr>
               <w:t>Form of thinking required by the item.</w:t>
             </w:r>
@@ -944,10 +1166,17 @@
           <w:p>
             <w:pPr>
               <w:spacing w:after="0"/>
+              <w:rPr>
+                <w:rFonts w:ascii="Aptos" w:hAnsi="Aptos"/>
+                <w:sz w:val="18"/>
+                <w:szCs w:val="28"/>
+              </w:rPr>
             </w:pPr>
             <w:r>
               <w:rPr>
-                <w:sz w:val="15"/>
+                <w:rFonts w:ascii="Aptos" w:hAnsi="Aptos"/>
+                <w:sz w:val="18"/>
+                <w:szCs w:val="28"/>
               </w:rPr>
               <w:t>Consistent lowercase key</w:t>
             </w:r>
@@ -967,10 +1196,17 @@
           <w:p>
             <w:pPr>
               <w:spacing w:after="0"/>
+              <w:rPr>
+                <w:rFonts w:ascii="Aptos" w:hAnsi="Aptos"/>
+                <w:sz w:val="18"/>
+                <w:szCs w:val="28"/>
+              </w:rPr>
             </w:pPr>
             <w:r>
               <w:rPr>
-                <w:sz w:val="15"/>
+                <w:rFonts w:ascii="Aptos" w:hAnsi="Aptos"/>
+                <w:sz w:val="18"/>
+                <w:szCs w:val="28"/>
               </w:rPr>
               <w:t>"calculation"</w:t>
             </w:r>
@@ -995,10 +1231,17 @@
           <w:p>
             <w:pPr>
               <w:spacing w:after="0"/>
+              <w:rPr>
+                <w:rFonts w:ascii="Aptos" w:hAnsi="Aptos"/>
+                <w:sz w:val="18"/>
+                <w:szCs w:val="28"/>
+              </w:rPr>
             </w:pPr>
             <w:r>
               <w:rPr>
-                <w:sz w:val="15"/>
+                <w:rFonts w:ascii="Aptos" w:hAnsi="Aptos"/>
+                <w:sz w:val="18"/>
+                <w:szCs w:val="28"/>
               </w:rPr>
               <w:t>feedback</w:t>
             </w:r>
@@ -1018,10 +1261,17 @@
           <w:p>
             <w:pPr>
               <w:spacing w:after="0"/>
+              <w:rPr>
+                <w:rFonts w:ascii="Aptos" w:hAnsi="Aptos"/>
+                <w:sz w:val="18"/>
+                <w:szCs w:val="28"/>
+              </w:rPr>
             </w:pPr>
             <w:r>
               <w:rPr>
-                <w:sz w:val="15"/>
+                <w:rFonts w:ascii="Aptos" w:hAnsi="Aptos"/>
+                <w:sz w:val="18"/>
+                <w:szCs w:val="28"/>
               </w:rPr>
               <w:t>Required</w:t>
             </w:r>
@@ -1041,10 +1291,17 @@
           <w:p>
             <w:pPr>
               <w:spacing w:after="0"/>
+              <w:rPr>
+                <w:rFonts w:ascii="Aptos" w:hAnsi="Aptos"/>
+                <w:sz w:val="18"/>
+                <w:szCs w:val="28"/>
+              </w:rPr>
             </w:pPr>
             <w:r>
               <w:rPr>
-                <w:sz w:val="15"/>
+                <w:rFonts w:ascii="Aptos" w:hAnsi="Aptos"/>
+                <w:sz w:val="18"/>
+                <w:szCs w:val="28"/>
               </w:rPr>
               <w:t>Brief explanation or correction shown after answering.</w:t>
             </w:r>
@@ -1064,10 +1321,17 @@
           <w:p>
             <w:pPr>
               <w:spacing w:after="0"/>
+              <w:rPr>
+                <w:rFonts w:ascii="Aptos" w:hAnsi="Aptos"/>
+                <w:sz w:val="18"/>
+                <w:szCs w:val="28"/>
+              </w:rPr>
             </w:pPr>
             <w:r>
               <w:rPr>
-                <w:sz w:val="15"/>
+                <w:rFonts w:ascii="Aptos" w:hAnsi="Aptos"/>
+                <w:sz w:val="18"/>
+                <w:szCs w:val="28"/>
               </w:rPr>
               <w:t>Quoted teaching text</w:t>
             </w:r>
@@ -1087,10 +1351,17 @@
           <w:p>
             <w:pPr>
               <w:spacing w:after="0"/>
+              <w:rPr>
+                <w:rFonts w:ascii="Aptos" w:hAnsi="Aptos"/>
+                <w:sz w:val="18"/>
+                <w:szCs w:val="28"/>
+              </w:rPr>
             </w:pPr>
             <w:r>
               <w:rPr>
-                <w:sz w:val="15"/>
+                <w:rFonts w:ascii="Aptos" w:hAnsi="Aptos"/>
+                <w:sz w:val="18"/>
+                <w:szCs w:val="28"/>
               </w:rPr>
               <w:t>"Elasticity compares percentage changes."</w:t>
             </w:r>
@@ -1115,10 +1386,17 @@
           <w:p>
             <w:pPr>
               <w:spacing w:after="0"/>
+              <w:rPr>
+                <w:rFonts w:ascii="Aptos" w:hAnsi="Aptos"/>
+                <w:sz w:val="18"/>
+                <w:szCs w:val="28"/>
+              </w:rPr>
             </w:pPr>
             <w:r>
               <w:rPr>
-                <w:sz w:val="15"/>
+                <w:rFonts w:ascii="Aptos" w:hAnsi="Aptos"/>
+                <w:sz w:val="18"/>
+                <w:szCs w:val="28"/>
               </w:rPr>
               <w:t>objective</w:t>
             </w:r>
@@ -1138,10 +1416,17 @@
           <w:p>
             <w:pPr>
               <w:spacing w:after="0"/>
+              <w:rPr>
+                <w:rFonts w:ascii="Aptos" w:hAnsi="Aptos"/>
+                <w:sz w:val="18"/>
+                <w:szCs w:val="28"/>
+              </w:rPr>
             </w:pPr>
             <w:r>
               <w:rPr>
-                <w:sz w:val="15"/>
+                <w:rFonts w:ascii="Aptos" w:hAnsi="Aptos"/>
+                <w:sz w:val="18"/>
+                <w:szCs w:val="28"/>
               </w:rPr>
               <w:t>Strongly recommended</w:t>
             </w:r>
@@ -1161,10 +1446,17 @@
           <w:p>
             <w:pPr>
               <w:spacing w:after="0"/>
+              <w:rPr>
+                <w:rFonts w:ascii="Aptos" w:hAnsi="Aptos"/>
+                <w:sz w:val="18"/>
+                <w:szCs w:val="28"/>
+              </w:rPr>
             </w:pPr>
             <w:r>
               <w:rPr>
-                <w:sz w:val="15"/>
+                <w:rFonts w:ascii="Aptos" w:hAnsi="Aptos"/>
+                <w:sz w:val="18"/>
+                <w:szCs w:val="28"/>
               </w:rPr>
               <w:t>Exact course or textbook learning objective.</w:t>
             </w:r>
@@ -1184,10 +1476,17 @@
           <w:p>
             <w:pPr>
               <w:spacing w:after="0"/>
+              <w:rPr>
+                <w:rFonts w:ascii="Aptos" w:hAnsi="Aptos"/>
+                <w:sz w:val="18"/>
+                <w:szCs w:val="28"/>
+              </w:rPr>
             </w:pPr>
             <w:r>
               <w:rPr>
-                <w:sz w:val="15"/>
+                <w:rFonts w:ascii="Aptos" w:hAnsi="Aptos"/>
+                <w:sz w:val="18"/>
+                <w:szCs w:val="28"/>
               </w:rPr>
               <w:t>Consistent code</w:t>
             </w:r>
@@ -1207,10 +1506,17 @@
           <w:p>
             <w:pPr>
               <w:spacing w:after="0"/>
+              <w:rPr>
+                <w:rFonts w:ascii="Aptos" w:hAnsi="Aptos"/>
+                <w:sz w:val="18"/>
+                <w:szCs w:val="28"/>
+              </w:rPr>
             </w:pPr>
             <w:r>
               <w:rPr>
-                <w:sz w:val="15"/>
+                <w:rFonts w:ascii="Aptos" w:hAnsi="Aptos"/>
+                <w:sz w:val="18"/>
+                <w:szCs w:val="28"/>
               </w:rPr>
               <w:t>"LO5.2"</w:t>
             </w:r>
@@ -1235,10 +1541,17 @@
           <w:p>
             <w:pPr>
               <w:spacing w:after="0"/>
+              <w:rPr>
+                <w:rFonts w:ascii="Aptos" w:hAnsi="Aptos"/>
+                <w:sz w:val="18"/>
+                <w:szCs w:val="28"/>
+              </w:rPr>
             </w:pPr>
             <w:r>
               <w:rPr>
-                <w:sz w:val="15"/>
+                <w:rFonts w:ascii="Aptos" w:hAnsi="Aptos"/>
+                <w:sz w:val="18"/>
+                <w:szCs w:val="28"/>
               </w:rPr>
               <w:t>primarySkill</w:t>
             </w:r>
@@ -1258,10 +1571,17 @@
           <w:p>
             <w:pPr>
               <w:spacing w:after="0"/>
+              <w:rPr>
+                <w:rFonts w:ascii="Aptos" w:hAnsi="Aptos"/>
+                <w:sz w:val="18"/>
+                <w:szCs w:val="28"/>
+              </w:rPr>
             </w:pPr>
             <w:r>
               <w:rPr>
-                <w:sz w:val="15"/>
+                <w:rFonts w:ascii="Aptos" w:hAnsi="Aptos"/>
+                <w:sz w:val="18"/>
+                <w:szCs w:val="28"/>
               </w:rPr>
               <w:t>Strongly recommended</w:t>
             </w:r>
@@ -1281,10 +1601,17 @@
           <w:p>
             <w:pPr>
               <w:spacing w:after="0"/>
+              <w:rPr>
+                <w:rFonts w:ascii="Aptos" w:hAnsi="Aptos"/>
+                <w:sz w:val="18"/>
+                <w:szCs w:val="28"/>
+              </w:rPr>
             </w:pPr>
             <w:r>
               <w:rPr>
-                <w:sz w:val="15"/>
+                <w:rFonts w:ascii="Aptos" w:hAnsi="Aptos"/>
+                <w:sz w:val="18"/>
+                <w:szCs w:val="28"/>
               </w:rPr>
               <w:t>Precise micro-skill the item directly tests. This is the main repair and mastery key.</w:t>
             </w:r>
@@ -1304,10 +1631,17 @@
           <w:p>
             <w:pPr>
               <w:spacing w:after="0"/>
+              <w:rPr>
+                <w:rFonts w:ascii="Aptos" w:hAnsi="Aptos"/>
+                <w:sz w:val="18"/>
+                <w:szCs w:val="28"/>
+              </w:rPr>
             </w:pPr>
             <w:r>
               <w:rPr>
-                <w:sz w:val="15"/>
+                <w:rFonts w:ascii="Aptos" w:hAnsi="Aptos"/>
+                <w:sz w:val="18"/>
+                <w:szCs w:val="28"/>
               </w:rPr>
               <w:t>lowercase_snake_case</w:t>
             </w:r>
@@ -1327,10 +1661,17 @@
           <w:p>
             <w:pPr>
               <w:spacing w:after="0"/>
+              <w:rPr>
+                <w:rFonts w:ascii="Aptos" w:hAnsi="Aptos"/>
+                <w:sz w:val="18"/>
+                <w:szCs w:val="28"/>
+              </w:rPr>
             </w:pPr>
             <w:r>
               <w:rPr>
-                <w:sz w:val="15"/>
+                <w:rFonts w:ascii="Aptos" w:hAnsi="Aptos"/>
+                <w:sz w:val="18"/>
+                <w:szCs w:val="28"/>
               </w:rPr>
               <w:t>"elasticity_calculation"</w:t>
             </w:r>
@@ -1355,10 +1696,17 @@
           <w:p>
             <w:pPr>
               <w:spacing w:after="0"/>
+              <w:rPr>
+                <w:rFonts w:ascii="Aptos" w:hAnsi="Aptos"/>
+                <w:sz w:val="18"/>
+                <w:szCs w:val="28"/>
+              </w:rPr>
             </w:pPr>
             <w:r>
               <w:rPr>
-                <w:sz w:val="15"/>
+                <w:rFonts w:ascii="Aptos" w:hAnsi="Aptos"/>
+                <w:sz w:val="18"/>
+                <w:szCs w:val="28"/>
               </w:rPr>
               <w:t>repairSkill</w:t>
             </w:r>
@@ -1378,10 +1726,17 @@
           <w:p>
             <w:pPr>
               <w:spacing w:after="0"/>
+              <w:rPr>
+                <w:rFonts w:ascii="Aptos" w:hAnsi="Aptos"/>
+                <w:sz w:val="18"/>
+                <w:szCs w:val="28"/>
+              </w:rPr>
             </w:pPr>
             <w:r>
               <w:rPr>
-                <w:sz w:val="15"/>
+                <w:rFonts w:ascii="Aptos" w:hAnsi="Aptos"/>
+                <w:sz w:val="18"/>
+                <w:szCs w:val="28"/>
               </w:rPr>
               <w:t>Recommended</w:t>
             </w:r>
@@ -1401,10 +1756,17 @@
           <w:p>
             <w:pPr>
               <w:spacing w:after="0"/>
+              <w:rPr>
+                <w:rFonts w:ascii="Aptos" w:hAnsi="Aptos"/>
+                <w:sz w:val="18"/>
+                <w:szCs w:val="28"/>
+              </w:rPr>
             </w:pPr>
             <w:r>
               <w:rPr>
-                <w:sz w:val="15"/>
+                <w:rFonts w:ascii="Aptos" w:hAnsi="Aptos"/>
+                <w:sz w:val="18"/>
+                <w:szCs w:val="28"/>
               </w:rPr>
               <w:t>Skill route used when the best recovery target differs from the item label. Often matches primarySkill.</w:t>
             </w:r>
@@ -1424,10 +1786,17 @@
           <w:p>
             <w:pPr>
               <w:spacing w:after="0"/>
+              <w:rPr>
+                <w:rFonts w:ascii="Aptos" w:hAnsi="Aptos"/>
+                <w:sz w:val="18"/>
+                <w:szCs w:val="28"/>
+              </w:rPr>
             </w:pPr>
             <w:r>
               <w:rPr>
-                <w:sz w:val="15"/>
+                <w:rFonts w:ascii="Aptos" w:hAnsi="Aptos"/>
+                <w:sz w:val="18"/>
+                <w:szCs w:val="28"/>
               </w:rPr>
               <w:t>lowercase_snake_case</w:t>
             </w:r>
@@ -1447,10 +1816,17 @@
           <w:p>
             <w:pPr>
               <w:spacing w:after="0"/>
+              <w:rPr>
+                <w:rFonts w:ascii="Aptos" w:hAnsi="Aptos"/>
+                <w:sz w:val="18"/>
+                <w:szCs w:val="28"/>
+              </w:rPr>
             </w:pPr>
             <w:r>
               <w:rPr>
-                <w:sz w:val="15"/>
+                <w:rFonts w:ascii="Aptos" w:hAnsi="Aptos"/>
+                <w:sz w:val="18"/>
+                <w:szCs w:val="28"/>
               </w:rPr>
               <w:t>"elasticity_calculation"</w:t>
             </w:r>
@@ -1475,10 +1851,17 @@
           <w:p>
             <w:pPr>
               <w:spacing w:after="0"/>
+              <w:rPr>
+                <w:rFonts w:ascii="Aptos" w:hAnsi="Aptos"/>
+                <w:sz w:val="18"/>
+                <w:szCs w:val="28"/>
+              </w:rPr>
             </w:pPr>
             <w:r>
               <w:rPr>
-                <w:sz w:val="15"/>
+                <w:rFonts w:ascii="Aptos" w:hAnsi="Aptos"/>
+                <w:sz w:val="18"/>
+                <w:szCs w:val="28"/>
               </w:rPr>
               <w:t>commonError</w:t>
             </w:r>
@@ -1498,10 +1881,17 @@
           <w:p>
             <w:pPr>
               <w:spacing w:after="0"/>
+              <w:rPr>
+                <w:rFonts w:ascii="Aptos" w:hAnsi="Aptos"/>
+                <w:sz w:val="18"/>
+                <w:szCs w:val="28"/>
+              </w:rPr>
             </w:pPr>
             <w:r>
               <w:rPr>
-                <w:sz w:val="15"/>
+                <w:rFonts w:ascii="Aptos" w:hAnsi="Aptos"/>
+                <w:sz w:val="18"/>
+                <w:szCs w:val="28"/>
               </w:rPr>
               <w:t>Recommended</w:t>
             </w:r>
@@ -1521,10 +1911,17 @@
           <w:p>
             <w:pPr>
               <w:spacing w:after="0"/>
+              <w:rPr>
+                <w:rFonts w:ascii="Aptos" w:hAnsi="Aptos"/>
+                <w:sz w:val="18"/>
+                <w:szCs w:val="28"/>
+              </w:rPr>
             </w:pPr>
             <w:r>
               <w:rPr>
-                <w:sz w:val="15"/>
+                <w:rFonts w:ascii="Aptos" w:hAnsi="Aptos"/>
+                <w:sz w:val="18"/>
+                <w:szCs w:val="28"/>
               </w:rPr>
               <w:t>Specific misconception exposed by a wrong answer. Useful for bridge and diagnostic routing.</w:t>
             </w:r>
@@ -1544,10 +1941,17 @@
           <w:p>
             <w:pPr>
               <w:spacing w:after="0"/>
+              <w:rPr>
+                <w:rFonts w:ascii="Aptos" w:hAnsi="Aptos"/>
+                <w:sz w:val="18"/>
+                <w:szCs w:val="28"/>
+              </w:rPr>
             </w:pPr>
             <w:r>
               <w:rPr>
-                <w:sz w:val="15"/>
+                <w:rFonts w:ascii="Aptos" w:hAnsi="Aptos"/>
+                <w:sz w:val="18"/>
+                <w:szCs w:val="28"/>
               </w:rPr>
               <w:t>lowercase_snake_case</w:t>
             </w:r>
@@ -1567,10 +1971,17 @@
           <w:p>
             <w:pPr>
               <w:spacing w:after="0"/>
+              <w:rPr>
+                <w:rFonts w:ascii="Aptos" w:hAnsi="Aptos"/>
+                <w:sz w:val="18"/>
+                <w:szCs w:val="28"/>
+              </w:rPr>
             </w:pPr>
             <w:r>
               <w:rPr>
-                <w:sz w:val="15"/>
+                <w:rFonts w:ascii="Aptos" w:hAnsi="Aptos"/>
+                <w:sz w:val="18"/>
+                <w:szCs w:val="28"/>
               </w:rPr>
               <w:t>"inverts_elasticity_ratio"</w:t>
             </w:r>
@@ -1595,10 +2006,17 @@
           <w:p>
             <w:pPr>
               <w:spacing w:after="0"/>
+              <w:rPr>
+                <w:rFonts w:ascii="Aptos" w:hAnsi="Aptos"/>
+                <w:sz w:val="18"/>
+                <w:szCs w:val="28"/>
+              </w:rPr>
             </w:pPr>
             <w:r>
               <w:rPr>
-                <w:sz w:val="15"/>
+                <w:rFonts w:ascii="Aptos" w:hAnsi="Aptos"/>
+                <w:sz w:val="18"/>
+                <w:szCs w:val="28"/>
               </w:rPr>
               <w:t>difficulty</w:t>
             </w:r>
@@ -1618,10 +2036,17 @@
           <w:p>
             <w:pPr>
               <w:spacing w:after="0"/>
+              <w:rPr>
+                <w:rFonts w:ascii="Aptos" w:hAnsi="Aptos"/>
+                <w:sz w:val="18"/>
+                <w:szCs w:val="28"/>
+              </w:rPr>
             </w:pPr>
             <w:r>
               <w:rPr>
-                <w:sz w:val="15"/>
+                <w:rFonts w:ascii="Aptos" w:hAnsi="Aptos"/>
+                <w:sz w:val="18"/>
+                <w:szCs w:val="28"/>
               </w:rPr>
               <w:t>Recommended</w:t>
             </w:r>
@@ -1641,10 +2066,17 @@
           <w:p>
             <w:pPr>
               <w:spacing w:after="0"/>
+              <w:rPr>
+                <w:rFonts w:ascii="Aptos" w:hAnsi="Aptos"/>
+                <w:sz w:val="18"/>
+                <w:szCs w:val="28"/>
+              </w:rPr>
             </w:pPr>
             <w:r>
               <w:rPr>
-                <w:sz w:val="15"/>
+                <w:rFonts w:ascii="Aptos" w:hAnsi="Aptos"/>
+                <w:sz w:val="18"/>
+                <w:szCs w:val="28"/>
               </w:rPr>
               <w:t>Instructional role or bank level. Keep it aligned with the pool that contains the item.</w:t>
             </w:r>
@@ -1664,10 +2096,17 @@
           <w:p>
             <w:pPr>
               <w:spacing w:after="0"/>
+              <w:rPr>
+                <w:rFonts w:ascii="Aptos" w:hAnsi="Aptos"/>
+                <w:sz w:val="18"/>
+                <w:szCs w:val="28"/>
+              </w:rPr>
             </w:pPr>
             <w:r>
               <w:rPr>
-                <w:sz w:val="15"/>
+                <w:rFonts w:ascii="Aptos" w:hAnsi="Aptos"/>
+                <w:sz w:val="18"/>
+                <w:szCs w:val="28"/>
               </w:rPr>
               <w:t>Quoted key</w:t>
             </w:r>
@@ -1687,10 +2126,17 @@
           <w:p>
             <w:pPr>
               <w:spacing w:after="0"/>
+              <w:rPr>
+                <w:rFonts w:ascii="Aptos" w:hAnsi="Aptos"/>
+                <w:sz w:val="18"/>
+                <w:szCs w:val="28"/>
+              </w:rPr>
             </w:pPr>
             <w:r>
               <w:rPr>
-                <w:sz w:val="15"/>
+                <w:rFonts w:ascii="Aptos" w:hAnsi="Aptos"/>
+                <w:sz w:val="18"/>
+                <w:szCs w:val="28"/>
               </w:rPr>
               <w:t>"medium"</w:t>
             </w:r>
@@ -1715,10 +2161,17 @@
           <w:p>
             <w:pPr>
               <w:spacing w:after="0"/>
+              <w:rPr>
+                <w:rFonts w:ascii="Aptos" w:hAnsi="Aptos"/>
+                <w:sz w:val="18"/>
+                <w:szCs w:val="28"/>
+              </w:rPr>
             </w:pPr>
             <w:r>
               <w:rPr>
-                <w:sz w:val="15"/>
+                <w:rFonts w:ascii="Aptos" w:hAnsi="Aptos"/>
+                <w:sz w:val="18"/>
+                <w:szCs w:val="28"/>
               </w:rPr>
               <w:t>conceptCluster</w:t>
             </w:r>
@@ -1738,10 +2191,17 @@
           <w:p>
             <w:pPr>
               <w:spacing w:after="0"/>
+              <w:rPr>
+                <w:rFonts w:ascii="Aptos" w:hAnsi="Aptos"/>
+                <w:sz w:val="18"/>
+                <w:szCs w:val="28"/>
+              </w:rPr>
             </w:pPr>
             <w:r>
               <w:rPr>
-                <w:sz w:val="15"/>
+                <w:rFonts w:ascii="Aptos" w:hAnsi="Aptos"/>
+                <w:sz w:val="18"/>
+                <w:szCs w:val="28"/>
               </w:rPr>
               <w:t>Optional</w:t>
             </w:r>
@@ -1761,10 +2221,17 @@
           <w:p>
             <w:pPr>
               <w:spacing w:after="0"/>
+              <w:rPr>
+                <w:rFonts w:ascii="Aptos" w:hAnsi="Aptos"/>
+                <w:sz w:val="18"/>
+                <w:szCs w:val="28"/>
+              </w:rPr>
             </w:pPr>
             <w:r>
               <w:rPr>
-                <w:sz w:val="15"/>
+                <w:rFonts w:ascii="Aptos" w:hAnsi="Aptos"/>
+                <w:sz w:val="18"/>
+                <w:szCs w:val="28"/>
               </w:rPr>
               <w:t>Groups related objectives or skills for broader analysis.</w:t>
             </w:r>
@@ -1784,10 +2251,17 @@
           <w:p>
             <w:pPr>
               <w:spacing w:after="0"/>
+              <w:rPr>
+                <w:rFonts w:ascii="Aptos" w:hAnsi="Aptos"/>
+                <w:sz w:val="18"/>
+                <w:szCs w:val="28"/>
+              </w:rPr>
             </w:pPr>
             <w:r>
               <w:rPr>
-                <w:sz w:val="15"/>
+                <w:rFonts w:ascii="Aptos" w:hAnsi="Aptos"/>
+                <w:sz w:val="18"/>
+                <w:szCs w:val="28"/>
               </w:rPr>
               <w:t>lowercase_snake_case</w:t>
             </w:r>
@@ -1807,10 +2281,17 @@
           <w:p>
             <w:pPr>
               <w:spacing w:after="0"/>
+              <w:rPr>
+                <w:rFonts w:ascii="Aptos" w:hAnsi="Aptos"/>
+                <w:sz w:val="18"/>
+                <w:szCs w:val="28"/>
+              </w:rPr>
             </w:pPr>
             <w:r>
               <w:rPr>
-                <w:sz w:val="15"/>
+                <w:rFonts w:ascii="Aptos" w:hAnsi="Aptos"/>
+                <w:sz w:val="18"/>
+                <w:szCs w:val="28"/>
               </w:rPr>
               <w:t>"consumer_choice"</w:t>
             </w:r>
@@ -1835,10 +2316,17 @@
           <w:p>
             <w:pPr>
               <w:spacing w:after="0"/>
+              <w:rPr>
+                <w:rFonts w:ascii="Aptos" w:hAnsi="Aptos"/>
+                <w:sz w:val="18"/>
+                <w:szCs w:val="28"/>
+              </w:rPr>
             </w:pPr>
             <w:r>
               <w:rPr>
-                <w:sz w:val="15"/>
+                <w:rFonts w:ascii="Aptos" w:hAnsi="Aptos"/>
+                <w:sz w:val="18"/>
+                <w:szCs w:val="28"/>
               </w:rPr>
               <w:t>secondarySkills</w:t>
             </w:r>
@@ -1858,10 +2346,17 @@
           <w:p>
             <w:pPr>
               <w:spacing w:after="0"/>
+              <w:rPr>
+                <w:rFonts w:ascii="Aptos" w:hAnsi="Aptos"/>
+                <w:sz w:val="18"/>
+                <w:szCs w:val="28"/>
+              </w:rPr>
             </w:pPr>
             <w:r>
               <w:rPr>
-                <w:sz w:val="15"/>
+                <w:rFonts w:ascii="Aptos" w:hAnsi="Aptos"/>
+                <w:sz w:val="18"/>
+                <w:szCs w:val="28"/>
               </w:rPr>
               <w:t>Optional</w:t>
             </w:r>
@@ -1881,10 +2376,17 @@
           <w:p>
             <w:pPr>
               <w:spacing w:after="0"/>
+              <w:rPr>
+                <w:rFonts w:ascii="Aptos" w:hAnsi="Aptos"/>
+                <w:sz w:val="18"/>
+                <w:szCs w:val="28"/>
+              </w:rPr>
             </w:pPr>
             <w:r>
               <w:rPr>
-                <w:sz w:val="15"/>
+                <w:rFonts w:ascii="Aptos" w:hAnsi="Aptos"/>
+                <w:sz w:val="18"/>
+                <w:szCs w:val="28"/>
               </w:rPr>
               <w:t>Additional skills involved, but not the main target.</w:t>
             </w:r>
@@ -1904,10 +2406,17 @@
           <w:p>
             <w:pPr>
               <w:spacing w:after="0"/>
+              <w:rPr>
+                <w:rFonts w:ascii="Aptos" w:hAnsi="Aptos"/>
+                <w:sz w:val="18"/>
+                <w:szCs w:val="28"/>
+              </w:rPr>
             </w:pPr>
             <w:r>
               <w:rPr>
-                <w:sz w:val="15"/>
+                <w:rFonts w:ascii="Aptos" w:hAnsi="Aptos"/>
+                <w:sz w:val="18"/>
+                <w:szCs w:val="28"/>
               </w:rPr>
               <w:t>Array of keys</w:t>
             </w:r>
@@ -1927,10 +2436,17 @@
           <w:p>
             <w:pPr>
               <w:spacing w:after="0"/>
+              <w:rPr>
+                <w:rFonts w:ascii="Aptos" w:hAnsi="Aptos"/>
+                <w:sz w:val="18"/>
+                <w:szCs w:val="28"/>
+              </w:rPr>
             </w:pPr>
             <w:r>
               <w:rPr>
-                <w:sz w:val="15"/>
+                <w:rFonts w:ascii="Aptos" w:hAnsi="Aptos"/>
+                <w:sz w:val="18"/>
+                <w:szCs w:val="28"/>
               </w:rPr>
               <w:t>["percent_change"]</w:t>
             </w:r>
@@ -1955,10 +2471,17 @@
           <w:p>
             <w:pPr>
               <w:spacing w:after="0"/>
+              <w:rPr>
+                <w:rFonts w:ascii="Aptos" w:hAnsi="Aptos"/>
+                <w:sz w:val="18"/>
+                <w:szCs w:val="28"/>
+              </w:rPr>
             </w:pPr>
             <w:r>
               <w:rPr>
-                <w:sz w:val="15"/>
+                <w:rFonts w:ascii="Aptos" w:hAnsi="Aptos"/>
+                <w:sz w:val="18"/>
+                <w:szCs w:val="28"/>
               </w:rPr>
               <w:t>image</w:t>
             </w:r>
@@ -1978,10 +2501,17 @@
           <w:p>
             <w:pPr>
               <w:spacing w:after="0"/>
+              <w:rPr>
+                <w:rFonts w:ascii="Aptos" w:hAnsi="Aptos"/>
+                <w:sz w:val="18"/>
+                <w:szCs w:val="28"/>
+              </w:rPr>
             </w:pPr>
             <w:r>
               <w:rPr>
-                <w:sz w:val="15"/>
+                <w:rFonts w:ascii="Aptos" w:hAnsi="Aptos"/>
+                <w:sz w:val="18"/>
+                <w:szCs w:val="28"/>
               </w:rPr>
               <w:t>Optional</w:t>
             </w:r>
@@ -2001,10 +2531,17 @@
           <w:p>
             <w:pPr>
               <w:spacing w:after="0"/>
+              <w:rPr>
+                <w:rFonts w:ascii="Aptos" w:hAnsi="Aptos"/>
+                <w:sz w:val="18"/>
+                <w:szCs w:val="28"/>
+              </w:rPr>
             </w:pPr>
             <w:r>
               <w:rPr>
-                <w:sz w:val="15"/>
+                <w:rFonts w:ascii="Aptos" w:hAnsi="Aptos"/>
+                <w:sz w:val="18"/>
+                <w:szCs w:val="28"/>
               </w:rPr>
               <w:t>Exact filename of a graph, table, or diagram displayed with the item.</w:t>
             </w:r>
@@ -2024,10 +2561,17 @@
           <w:p>
             <w:pPr>
               <w:spacing w:after="0"/>
+              <w:rPr>
+                <w:rFonts w:ascii="Aptos" w:hAnsi="Aptos"/>
+                <w:sz w:val="18"/>
+                <w:szCs w:val="28"/>
+              </w:rPr>
             </w:pPr>
             <w:r>
               <w:rPr>
-                <w:sz w:val="15"/>
+                <w:rFonts w:ascii="Aptos" w:hAnsi="Aptos"/>
+                <w:sz w:val="18"/>
+                <w:szCs w:val="28"/>
               </w:rPr>
               <w:t>Quoted filename</w:t>
             </w:r>
@@ -2047,10 +2591,17 @@
           <w:p>
             <w:pPr>
               <w:spacing w:after="0"/>
+              <w:rPr>
+                <w:rFonts w:ascii="Aptos" w:hAnsi="Aptos"/>
+                <w:sz w:val="18"/>
+                <w:szCs w:val="28"/>
+              </w:rPr>
             </w:pPr>
             <w:r>
               <w:rPr>
-                <w:sz w:val="15"/>
+                <w:rFonts w:ascii="Aptos" w:hAnsi="Aptos"/>
+                <w:sz w:val="18"/>
+                <w:szCs w:val="28"/>
               </w:rPr>
               <w:t>"elasticity_graph.webp"</w:t>
             </w:r>
@@ -2075,10 +2626,17 @@
           <w:p>
             <w:pPr>
               <w:spacing w:after="0"/>
+              <w:rPr>
+                <w:rFonts w:ascii="Aptos" w:hAnsi="Aptos"/>
+                <w:sz w:val="18"/>
+                <w:szCs w:val="28"/>
+              </w:rPr>
             </w:pPr>
             <w:r>
               <w:rPr>
-                <w:sz w:val="15"/>
+                <w:rFonts w:ascii="Aptos" w:hAnsi="Aptos"/>
+                <w:sz w:val="18"/>
+                <w:szCs w:val="28"/>
               </w:rPr>
               <w:t>hint</w:t>
             </w:r>
@@ -2098,10 +2656,17 @@
           <w:p>
             <w:pPr>
               <w:spacing w:after="0"/>
+              <w:rPr>
+                <w:rFonts w:ascii="Aptos" w:hAnsi="Aptos"/>
+                <w:sz w:val="18"/>
+                <w:szCs w:val="28"/>
+              </w:rPr>
             </w:pPr>
             <w:r>
               <w:rPr>
-                <w:sz w:val="15"/>
+                <w:rFonts w:ascii="Aptos" w:hAnsi="Aptos"/>
+                <w:sz w:val="18"/>
+                <w:szCs w:val="28"/>
               </w:rPr>
               <w:t>Optional</w:t>
             </w:r>
@@ -2121,10 +2686,17 @@
           <w:p>
             <w:pPr>
               <w:spacing w:after="0"/>
+              <w:rPr>
+                <w:rFonts w:ascii="Aptos" w:hAnsi="Aptos"/>
+                <w:sz w:val="18"/>
+                <w:szCs w:val="28"/>
+              </w:rPr>
             </w:pPr>
             <w:r>
               <w:rPr>
-                <w:sz w:val="15"/>
+                <w:rFonts w:ascii="Aptos" w:hAnsi="Aptos"/>
+                <w:sz w:val="18"/>
+                <w:szCs w:val="28"/>
               </w:rPr>
               <w:t>Short pre-answer cue when that game version supports hints.</w:t>
             </w:r>
@@ -2144,10 +2716,17 @@
           <w:p>
             <w:pPr>
               <w:spacing w:after="0"/>
+              <w:rPr>
+                <w:rFonts w:ascii="Aptos" w:hAnsi="Aptos"/>
+                <w:sz w:val="18"/>
+                <w:szCs w:val="28"/>
+              </w:rPr>
             </w:pPr>
             <w:r>
               <w:rPr>
-                <w:sz w:val="15"/>
+                <w:rFonts w:ascii="Aptos" w:hAnsi="Aptos"/>
+                <w:sz w:val="18"/>
+                <w:szCs w:val="28"/>
               </w:rPr>
               <w:t>Quoted text</w:t>
             </w:r>
@@ -2167,10 +2746,17 @@
           <w:p>
             <w:pPr>
               <w:spacing w:after="0"/>
+              <w:rPr>
+                <w:rFonts w:ascii="Aptos" w:hAnsi="Aptos"/>
+                <w:sz w:val="18"/>
+                <w:szCs w:val="28"/>
+              </w:rPr>
             </w:pPr>
             <w:r>
               <w:rPr>
-                <w:sz w:val="15"/>
+                <w:rFonts w:ascii="Aptos" w:hAnsi="Aptos"/>
+                <w:sz w:val="18"/>
+                <w:szCs w:val="28"/>
               </w:rPr>
               <w:t>"Use percentage changes."</w:t>
             </w:r>
@@ -2183,62 +2769,115 @@
         <w:pStyle w:val="Heading1"/>
       </w:pPr>
       <w:r>
+        <w:lastRenderedPageBreak/>
         <w:t>How the Metadata Fits Together</w:t>
       </w:r>
     </w:p>
     <w:p>
       <w:pPr>
         <w:spacing w:after="100"/>
+        <w:rPr>
+          <w:rFonts w:ascii="Aptos" w:hAnsi="Aptos"/>
+          <w:sz w:val="20"/>
+          <w:szCs w:val="24"/>
+        </w:rPr>
       </w:pPr>
       <w:r>
         <w:rPr>
+          <w:rFonts w:ascii="Aptos" w:hAnsi="Aptos"/>
           <w:b/>
+          <w:sz w:val="20"/>
+          <w:szCs w:val="24"/>
         </w:rPr>
         <w:t xml:space="preserve">Tag = broad area. </w:t>
       </w:r>
       <w:r>
+        <w:rPr>
+          <w:rFonts w:ascii="Aptos" w:hAnsi="Aptos"/>
+          <w:sz w:val="20"/>
+          <w:szCs w:val="24"/>
+        </w:rPr>
         <w:t>Use a stable topic such as elasticity, taxation, production, monetary_policy, or agency_costs.</w:t>
       </w:r>
     </w:p>
     <w:p>
       <w:pPr>
         <w:spacing w:after="100"/>
+        <w:rPr>
+          <w:rFonts w:ascii="Aptos" w:hAnsi="Aptos"/>
+          <w:sz w:val="20"/>
+          <w:szCs w:val="24"/>
+        </w:rPr>
       </w:pPr>
       <w:r>
         <w:rPr>
+          <w:rFonts w:ascii="Aptos" w:hAnsi="Aptos"/>
           <w:b/>
+          <w:sz w:val="20"/>
+          <w:szCs w:val="24"/>
         </w:rPr>
         <w:t xml:space="preserve">Objective = formal outcome. </w:t>
       </w:r>
       <w:r>
+        <w:rPr>
+          <w:rFonts w:ascii="Aptos" w:hAnsi="Aptos"/>
+          <w:sz w:val="20"/>
+          <w:szCs w:val="24"/>
+        </w:rPr>
         <w:t>Use the exact course or textbook code that faculty and students recognize, such as LO5.2.</w:t>
       </w:r>
     </w:p>
     <w:p>
       <w:pPr>
         <w:spacing w:after="100"/>
+        <w:rPr>
+          <w:rFonts w:ascii="Aptos" w:hAnsi="Aptos"/>
+          <w:sz w:val="20"/>
+          <w:szCs w:val="24"/>
+        </w:rPr>
       </w:pPr>
       <w:r>
         <w:rPr>
+          <w:rFonts w:ascii="Aptos" w:hAnsi="Aptos"/>
           <w:b/>
+          <w:sz w:val="20"/>
+          <w:szCs w:val="24"/>
         </w:rPr>
         <w:t xml:space="preserve">Primary skill = precise task. </w:t>
       </w:r>
       <w:r>
+        <w:rPr>
+          <w:rFonts w:ascii="Aptos" w:hAnsi="Aptos"/>
+          <w:sz w:val="20"/>
+          <w:szCs w:val="24"/>
+        </w:rPr>
         <w:t>Name the smallest useful skill the engine should target, such as midpoint_elasticity_calculation or identify_demand_shifter.</w:t>
       </w:r>
     </w:p>
     <w:p>
       <w:pPr>
         <w:spacing w:after="100"/>
+        <w:rPr>
+          <w:rFonts w:ascii="Aptos" w:hAnsi="Aptos"/>
+          <w:sz w:val="20"/>
+          <w:szCs w:val="24"/>
+        </w:rPr>
       </w:pPr>
       <w:r>
         <w:rPr>
+          <w:rFonts w:ascii="Aptos" w:hAnsi="Aptos"/>
           <w:b/>
+          <w:sz w:val="20"/>
+          <w:szCs w:val="24"/>
         </w:rPr>
         <w:t xml:space="preserve">Common error = misconception. </w:t>
       </w:r>
       <w:r>
+        <w:rPr>
+          <w:rFonts w:ascii="Aptos" w:hAnsi="Aptos"/>
+          <w:sz w:val="20"/>
+          <w:szCs w:val="24"/>
+        </w:rPr>
         <w:t>Name the wrong reasoning pattern, not merely wrong_answer. Good metadata tells the engine what broke. Bad metadata just shrugs.</w:t>
       </w:r>
     </w:p>
@@ -2247,13 +2886,64 @@
         <w:pStyle w:val="Heading1"/>
       </w:pPr>
       <w:r>
-        <w:lastRenderedPageBreak/>
         <w:t>Correct Answer Index</w:t>
       </w:r>
     </w:p>
     <w:p>
+      <w:pPr>
+        <w:rPr>
+          <w:rFonts w:ascii="Aptos" w:hAnsi="Aptos"/>
+          <w:sz w:val="20"/>
+          <w:szCs w:val="24"/>
+        </w:rPr>
+      </w:pPr>
       <w:r>
-        <w:t>The a field uses zero-based numbering before answer choices are shuffled. This remains the easiest way to sabotage a perfectly good item. Check it every time.</w:t>
+        <w:rPr>
+          <w:rFonts w:ascii="Aptos" w:hAnsi="Aptos"/>
+          <w:sz w:val="20"/>
+          <w:szCs w:val="24"/>
+        </w:rPr>
+        <w:t xml:space="preserve">The </w:t>
+      </w:r>
+      <w:r>
+        <w:rPr>
+          <w:rFonts w:ascii="Aptos" w:hAnsi="Aptos"/>
+          <w:sz w:val="20"/>
+          <w:szCs w:val="24"/>
+        </w:rPr>
+        <w:t>“</w:t>
+      </w:r>
+      <w:r>
+        <w:rPr>
+          <w:rFonts w:ascii="Aptos" w:hAnsi="Aptos"/>
+          <w:sz w:val="20"/>
+          <w:szCs w:val="24"/>
+        </w:rPr>
+        <w:t>a</w:t>
+      </w:r>
+      <w:r>
+        <w:rPr>
+          <w:rFonts w:ascii="Aptos" w:hAnsi="Aptos"/>
+          <w:sz w:val="20"/>
+          <w:szCs w:val="24"/>
+        </w:rPr>
+        <w:t>”</w:t>
+      </w:r>
+      <w:r>
+        <w:rPr>
+          <w:rFonts w:ascii="Aptos" w:hAnsi="Aptos"/>
+          <w:sz w:val="20"/>
+          <w:szCs w:val="24"/>
+        </w:rPr>
+        <w:t xml:space="preserve"> field uses zero-based numbering before answer choices are shuffled. </w:t>
+      </w:r>
+      <w:r>
+        <w:rPr>
+          <w:rFonts w:ascii="Aptos" w:hAnsi="Aptos"/>
+          <w:sz w:val="20"/>
+          <w:szCs w:val="24"/>
+        </w:rPr>
+        <w:t>The correct answer is identified by a. For example, if the correct answer is the third option, then use a: 2.</w:t>
       </w:r>
     </w:p>
     <w:tbl>
@@ -2288,11 +2978,18 @@
           <w:p>
             <w:pPr>
               <w:spacing w:after="0"/>
+              <w:rPr>
+                <w:rFonts w:ascii="Aptos" w:hAnsi="Aptos"/>
+                <w:sz w:val="20"/>
+                <w:szCs w:val="24"/>
+              </w:rPr>
             </w:pPr>
             <w:r>
               <w:rPr>
+                <w:rFonts w:ascii="Aptos" w:hAnsi="Aptos"/>
                 <w:b/>
-                <w:sz w:val="17"/>
+                <w:sz w:val="18"/>
+                <w:szCs w:val="24"/>
               </w:rPr>
               <w:t>Answer choice</w:t>
             </w:r>
@@ -2313,11 +3010,18 @@
           <w:p>
             <w:pPr>
               <w:spacing w:after="0"/>
+              <w:rPr>
+                <w:rFonts w:ascii="Aptos" w:hAnsi="Aptos"/>
+                <w:sz w:val="20"/>
+                <w:szCs w:val="24"/>
+              </w:rPr>
             </w:pPr>
             <w:r>
               <w:rPr>
+                <w:rFonts w:ascii="Aptos" w:hAnsi="Aptos"/>
                 <w:b/>
-                <w:sz w:val="17"/>
+                <w:sz w:val="18"/>
+                <w:szCs w:val="24"/>
               </w:rPr>
               <w:t>Correct value for a</w:t>
             </w:r>
@@ -2342,10 +3046,17 @@
           <w:p>
             <w:pPr>
               <w:spacing w:after="0"/>
+              <w:rPr>
+                <w:rFonts w:ascii="Aptos" w:hAnsi="Aptos"/>
+                <w:sz w:val="20"/>
+                <w:szCs w:val="24"/>
+              </w:rPr>
             </w:pPr>
             <w:r>
               <w:rPr>
-                <w:sz w:val="17"/>
+                <w:rFonts w:ascii="Aptos" w:hAnsi="Aptos"/>
+                <w:sz w:val="18"/>
+                <w:szCs w:val="24"/>
               </w:rPr>
               <w:t>First option</w:t>
             </w:r>
@@ -2365,10 +3076,17 @@
           <w:p>
             <w:pPr>
               <w:spacing w:after="0"/>
+              <w:rPr>
+                <w:rFonts w:ascii="Aptos" w:hAnsi="Aptos"/>
+                <w:sz w:val="20"/>
+                <w:szCs w:val="24"/>
+              </w:rPr>
             </w:pPr>
             <w:r>
               <w:rPr>
-                <w:sz w:val="17"/>
+                <w:rFonts w:ascii="Aptos" w:hAnsi="Aptos"/>
+                <w:sz w:val="18"/>
+                <w:szCs w:val="24"/>
               </w:rPr>
               <w:t>0</w:t>
             </w:r>
@@ -2393,10 +3111,17 @@
           <w:p>
             <w:pPr>
               <w:spacing w:after="0"/>
+              <w:rPr>
+                <w:rFonts w:ascii="Aptos" w:hAnsi="Aptos"/>
+                <w:sz w:val="20"/>
+                <w:szCs w:val="24"/>
+              </w:rPr>
             </w:pPr>
             <w:r>
               <w:rPr>
-                <w:sz w:val="17"/>
+                <w:rFonts w:ascii="Aptos" w:hAnsi="Aptos"/>
+                <w:sz w:val="18"/>
+                <w:szCs w:val="24"/>
               </w:rPr>
               <w:t>Second option</w:t>
             </w:r>
@@ -2416,10 +3141,17 @@
           <w:p>
             <w:pPr>
               <w:spacing w:after="0"/>
+              <w:rPr>
+                <w:rFonts w:ascii="Aptos" w:hAnsi="Aptos"/>
+                <w:sz w:val="20"/>
+                <w:szCs w:val="24"/>
+              </w:rPr>
             </w:pPr>
             <w:r>
               <w:rPr>
-                <w:sz w:val="17"/>
+                <w:rFonts w:ascii="Aptos" w:hAnsi="Aptos"/>
+                <w:sz w:val="18"/>
+                <w:szCs w:val="24"/>
               </w:rPr>
               <w:t>1</w:t>
             </w:r>
@@ -2444,10 +3176,17 @@
           <w:p>
             <w:pPr>
               <w:spacing w:after="0"/>
+              <w:rPr>
+                <w:rFonts w:ascii="Aptos" w:hAnsi="Aptos"/>
+                <w:sz w:val="20"/>
+                <w:szCs w:val="24"/>
+              </w:rPr>
             </w:pPr>
             <w:r>
               <w:rPr>
-                <w:sz w:val="17"/>
+                <w:rFonts w:ascii="Aptos" w:hAnsi="Aptos"/>
+                <w:sz w:val="18"/>
+                <w:szCs w:val="24"/>
               </w:rPr>
               <w:t>Third option</w:t>
             </w:r>
@@ -2467,10 +3206,17 @@
           <w:p>
             <w:pPr>
               <w:spacing w:after="0"/>
+              <w:rPr>
+                <w:rFonts w:ascii="Aptos" w:hAnsi="Aptos"/>
+                <w:sz w:val="20"/>
+                <w:szCs w:val="24"/>
+              </w:rPr>
             </w:pPr>
             <w:r>
               <w:rPr>
-                <w:sz w:val="17"/>
+                <w:rFonts w:ascii="Aptos" w:hAnsi="Aptos"/>
+                <w:sz w:val="18"/>
+                <w:szCs w:val="24"/>
               </w:rPr>
               <w:t>2</w:t>
             </w:r>
@@ -2495,10 +3241,17 @@
           <w:p>
             <w:pPr>
               <w:spacing w:after="0"/>
+              <w:rPr>
+                <w:rFonts w:ascii="Aptos" w:hAnsi="Aptos"/>
+                <w:sz w:val="20"/>
+                <w:szCs w:val="24"/>
+              </w:rPr>
             </w:pPr>
             <w:r>
               <w:rPr>
-                <w:sz w:val="17"/>
+                <w:rFonts w:ascii="Aptos" w:hAnsi="Aptos"/>
+                <w:sz w:val="18"/>
+                <w:szCs w:val="24"/>
               </w:rPr>
               <w:t>Fourth option</w:t>
             </w:r>
@@ -2518,10 +3271,17 @@
           <w:p>
             <w:pPr>
               <w:spacing w:after="0"/>
+              <w:rPr>
+                <w:rFonts w:ascii="Aptos" w:hAnsi="Aptos"/>
+                <w:sz w:val="20"/>
+                <w:szCs w:val="24"/>
+              </w:rPr>
             </w:pPr>
             <w:r>
               <w:rPr>
-                <w:sz w:val="17"/>
+                <w:rFonts w:ascii="Aptos" w:hAnsi="Aptos"/>
+                <w:sz w:val="18"/>
+                <w:szCs w:val="24"/>
               </w:rPr>
               <w:t>3</w:t>
             </w:r>
@@ -2538,7 +3298,19 @@
       </w:r>
     </w:p>
     <w:p>
+      <w:pPr>
+        <w:rPr>
+          <w:rFonts w:ascii="Aptos" w:hAnsi="Aptos"/>
+          <w:sz w:val="20"/>
+          <w:szCs w:val="24"/>
+        </w:rPr>
+      </w:pPr>
       <w:r>
+        <w:rPr>
+          <w:rFonts w:ascii="Aptos" w:hAnsi="Aptos"/>
+          <w:sz w:val="20"/>
+          <w:szCs w:val="24"/>
+        </w:rPr>
         <w:t>Do not write every item at the same level and dump it into one pile. The engine uses different pools for different instructional jobs.</w:t>
       </w:r>
     </w:p>
@@ -2574,11 +3346,18 @@
           <w:p>
             <w:pPr>
               <w:spacing w:after="0"/>
+              <w:rPr>
+                <w:rFonts w:ascii="Aptos" w:hAnsi="Aptos"/>
+                <w:sz w:val="20"/>
+                <w:szCs w:val="24"/>
+              </w:rPr>
             </w:pPr>
             <w:r>
               <w:rPr>
+                <w:rFonts w:ascii="Aptos" w:hAnsi="Aptos"/>
                 <w:b/>
-                <w:sz w:val="16"/>
+                <w:sz w:val="18"/>
+                <w:szCs w:val="24"/>
               </w:rPr>
               <w:t>Pool</w:t>
             </w:r>
@@ -2599,11 +3378,18 @@
           <w:p>
             <w:pPr>
               <w:spacing w:after="0"/>
+              <w:rPr>
+                <w:rFonts w:ascii="Aptos" w:hAnsi="Aptos"/>
+                <w:sz w:val="20"/>
+                <w:szCs w:val="24"/>
+              </w:rPr>
             </w:pPr>
             <w:r>
               <w:rPr>
+                <w:rFonts w:ascii="Aptos" w:hAnsi="Aptos"/>
                 <w:b/>
-                <w:sz w:val="16"/>
+                <w:sz w:val="18"/>
+                <w:szCs w:val="24"/>
               </w:rPr>
               <w:t>Authoring purpose</w:t>
             </w:r>
@@ -2628,10 +3414,17 @@
           <w:p>
             <w:pPr>
               <w:spacing w:after="0"/>
+              <w:rPr>
+                <w:rFonts w:ascii="Aptos" w:hAnsi="Aptos"/>
+                <w:sz w:val="20"/>
+                <w:szCs w:val="24"/>
+              </w:rPr>
             </w:pPr>
             <w:r>
               <w:rPr>
-                <w:sz w:val="16"/>
+                <w:rFonts w:ascii="Aptos" w:hAnsi="Aptos"/>
+                <w:sz w:val="18"/>
+                <w:szCs w:val="24"/>
               </w:rPr>
               <w:t>Routine: easy / medium / hard</w:t>
             </w:r>
@@ -2651,10 +3444,17 @@
           <w:p>
             <w:pPr>
               <w:spacing w:after="0"/>
+              <w:rPr>
+                <w:rFonts w:ascii="Aptos" w:hAnsi="Aptos"/>
+                <w:sz w:val="20"/>
+                <w:szCs w:val="24"/>
+              </w:rPr>
             </w:pPr>
             <w:r>
               <w:rPr>
-                <w:sz w:val="16"/>
+                <w:rFonts w:ascii="Aptos" w:hAnsi="Aptos"/>
+                <w:sz w:val="18"/>
+                <w:szCs w:val="24"/>
               </w:rPr>
               <w:t>Build retrieval, interpretation, calculation, and application with increasing complexity.</w:t>
             </w:r>
@@ -2679,10 +3479,17 @@
           <w:p>
             <w:pPr>
               <w:spacing w:after="0"/>
+              <w:rPr>
+                <w:rFonts w:ascii="Aptos" w:hAnsi="Aptos"/>
+                <w:sz w:val="20"/>
+                <w:szCs w:val="24"/>
+              </w:rPr>
             </w:pPr>
             <w:r>
               <w:rPr>
-                <w:sz w:val="16"/>
+                <w:rFonts w:ascii="Aptos" w:hAnsi="Aptos"/>
+                <w:sz w:val="18"/>
+                <w:szCs w:val="24"/>
               </w:rPr>
               <w:t>Elite</w:t>
             </w:r>
@@ -2702,10 +3509,17 @@
           <w:p>
             <w:pPr>
               <w:spacing w:after="0"/>
+              <w:rPr>
+                <w:rFonts w:ascii="Aptos" w:hAnsi="Aptos"/>
+                <w:sz w:val="20"/>
+                <w:szCs w:val="24"/>
+              </w:rPr>
             </w:pPr>
             <w:r>
               <w:rPr>
-                <w:sz w:val="16"/>
+                <w:rFonts w:ascii="Aptos" w:hAnsi="Aptos"/>
+                <w:sz w:val="18"/>
+                <w:szCs w:val="24"/>
               </w:rPr>
               <w:t>Stretch strong students with multi-step, integration, trap, and synthesis items.</w:t>
             </w:r>
@@ -2730,10 +3544,17 @@
           <w:p>
             <w:pPr>
               <w:spacing w:after="0"/>
+              <w:rPr>
+                <w:rFonts w:ascii="Aptos" w:hAnsi="Aptos"/>
+                <w:sz w:val="20"/>
+                <w:szCs w:val="24"/>
+              </w:rPr>
             </w:pPr>
             <w:r>
               <w:rPr>
-                <w:sz w:val="16"/>
+                <w:rFonts w:ascii="Aptos" w:hAnsi="Aptos"/>
+                <w:sz w:val="18"/>
+                <w:szCs w:val="24"/>
               </w:rPr>
               <w:t>Boss pools</w:t>
             </w:r>
@@ -2753,10 +3574,17 @@
           <w:p>
             <w:pPr>
               <w:spacing w:after="0"/>
+              <w:rPr>
+                <w:rFonts w:ascii="Aptos" w:hAnsi="Aptos"/>
+                <w:sz w:val="20"/>
+                <w:szCs w:val="24"/>
+              </w:rPr>
             </w:pPr>
             <w:r>
               <w:rPr>
-                <w:sz w:val="16"/>
+                <w:rFonts w:ascii="Aptos" w:hAnsi="Aptos"/>
+                <w:sz w:val="18"/>
+                <w:szCs w:val="24"/>
               </w:rPr>
               <w:t>Provide checkpoint sets with enough objective, type, and skill variety to avoid stale or repetitive battles.</w:t>
             </w:r>
@@ -2781,10 +3609,17 @@
           <w:p>
             <w:pPr>
               <w:spacing w:after="0"/>
+              <w:rPr>
+                <w:rFonts w:ascii="Aptos" w:hAnsi="Aptos"/>
+                <w:sz w:val="20"/>
+                <w:szCs w:val="24"/>
+              </w:rPr>
             </w:pPr>
             <w:r>
               <w:rPr>
-                <w:sz w:val="16"/>
+                <w:rFonts w:ascii="Aptos" w:hAnsi="Aptos"/>
+                <w:sz w:val="18"/>
+                <w:szCs w:val="24"/>
               </w:rPr>
               <w:t>Repair</w:t>
             </w:r>
@@ -2804,10 +3639,17 @@
           <w:p>
             <w:pPr>
               <w:spacing w:after="0"/>
+              <w:rPr>
+                <w:rFonts w:ascii="Aptos" w:hAnsi="Aptos"/>
+                <w:sz w:val="20"/>
+                <w:szCs w:val="24"/>
+              </w:rPr>
             </w:pPr>
             <w:r>
               <w:rPr>
-                <w:sz w:val="16"/>
+                <w:rFonts w:ascii="Aptos" w:hAnsi="Aptos"/>
+                <w:sz w:val="18"/>
+                <w:szCs w:val="24"/>
               </w:rPr>
               <w:t>Use a simpler one-step item that isolates the broken micro-skill. Repair is not a disguised duplicate of the missed question.</w:t>
             </w:r>
@@ -2832,10 +3674,17 @@
           <w:p>
             <w:pPr>
               <w:spacing w:after="0"/>
+              <w:rPr>
+                <w:rFonts w:ascii="Aptos" w:hAnsi="Aptos"/>
+                <w:sz w:val="20"/>
+                <w:szCs w:val="24"/>
+              </w:rPr>
             </w:pPr>
             <w:r>
               <w:rPr>
-                <w:sz w:val="16"/>
+                <w:rFonts w:ascii="Aptos" w:hAnsi="Aptos"/>
+                <w:sz w:val="18"/>
+                <w:szCs w:val="24"/>
               </w:rPr>
               <w:t>Bridge</w:t>
             </w:r>
@@ -2855,10 +3704,17 @@
           <w:p>
             <w:pPr>
               <w:spacing w:after="0"/>
+              <w:rPr>
+                <w:rFonts w:ascii="Aptos" w:hAnsi="Aptos"/>
+                <w:sz w:val="20"/>
+                <w:szCs w:val="24"/>
+              </w:rPr>
             </w:pPr>
             <w:r>
               <w:rPr>
-                <w:sz w:val="16"/>
+                <w:rFonts w:ascii="Aptos" w:hAnsi="Aptos"/>
+                <w:sz w:val="18"/>
+                <w:szCs w:val="24"/>
               </w:rPr>
               <w:t>Require the student to apply the repaired idea in a nearby diagnostic or transfer situation.</w:t>
             </w:r>
@@ -2883,10 +3739,17 @@
           <w:p>
             <w:pPr>
               <w:spacing w:after="0"/>
+              <w:rPr>
+                <w:rFonts w:ascii="Aptos" w:hAnsi="Aptos"/>
+                <w:sz w:val="20"/>
+                <w:szCs w:val="24"/>
+              </w:rPr>
             </w:pPr>
             <w:r>
               <w:rPr>
-                <w:sz w:val="16"/>
+                <w:rFonts w:ascii="Aptos" w:hAnsi="Aptos"/>
+                <w:sz w:val="18"/>
+                <w:szCs w:val="24"/>
               </w:rPr>
               <w:t>Retest</w:t>
             </w:r>
@@ -2906,10 +3769,17 @@
           <w:p>
             <w:pPr>
               <w:spacing w:after="0"/>
+              <w:rPr>
+                <w:rFonts w:ascii="Aptos" w:hAnsi="Aptos"/>
+                <w:sz w:val="20"/>
+                <w:szCs w:val="24"/>
+              </w:rPr>
             </w:pPr>
             <w:r>
               <w:rPr>
-                <w:sz w:val="16"/>
+                <w:rFonts w:ascii="Aptos" w:hAnsi="Aptos"/>
+                <w:sz w:val="18"/>
+                <w:szCs w:val="24"/>
               </w:rPr>
               <w:t>Return to an appropriate main-bank item tied to the same skill or objective.</w:t>
             </w:r>
@@ -2934,10 +3804,17 @@
           <w:p>
             <w:pPr>
               <w:spacing w:after="0"/>
+              <w:rPr>
+                <w:rFonts w:ascii="Aptos" w:hAnsi="Aptos"/>
+                <w:sz w:val="20"/>
+                <w:szCs w:val="24"/>
+              </w:rPr>
             </w:pPr>
             <w:r>
               <w:rPr>
-                <w:sz w:val="16"/>
+                <w:rFonts w:ascii="Aptos" w:hAnsi="Aptos"/>
+                <w:sz w:val="18"/>
+                <w:szCs w:val="24"/>
               </w:rPr>
               <w:t>Legendary</w:t>
             </w:r>
@@ -2957,10 +3834,17 @@
           <w:p>
             <w:pPr>
               <w:spacing w:after="0"/>
+              <w:rPr>
+                <w:rFonts w:ascii="Aptos" w:hAnsi="Aptos"/>
+                <w:sz w:val="20"/>
+                <w:szCs w:val="24"/>
+              </w:rPr>
             </w:pPr>
             <w:r>
               <w:rPr>
-                <w:sz w:val="16"/>
+                <w:rFonts w:ascii="Aptos" w:hAnsi="Aptos"/>
+                <w:sz w:val="18"/>
+                <w:szCs w:val="24"/>
               </w:rPr>
               <w:t>Use mastery-level questions with close alternatives and multi-step reasoning. Legendary mode does not use normal remediation.</w:t>
             </w:r>
@@ -2971,14 +3855,27 @@
     <w:p>
       <w:pPr>
         <w:spacing w:after="100"/>
+        <w:rPr>
+          <w:rFonts w:ascii="Aptos" w:hAnsi="Aptos"/>
+          <w:sz w:val="20"/>
+          <w:szCs w:val="24"/>
+        </w:rPr>
       </w:pPr>
       <w:r>
         <w:rPr>
+          <w:rFonts w:ascii="Aptos" w:hAnsi="Aptos"/>
           <w:b/>
+          <w:sz w:val="20"/>
+          <w:szCs w:val="24"/>
         </w:rPr>
         <w:t xml:space="preserve">Common ID convention. </w:t>
       </w:r>
       <w:r>
+        <w:rPr>
+          <w:rFonts w:ascii="Aptos" w:hAnsi="Aptos"/>
+          <w:sz w:val="20"/>
+          <w:szCs w:val="24"/>
+        </w:rPr>
         <w:t>Many current builds reserve 1-99 for easy, 100-199 for medium, 200-299 for hard, 300-399 for elite, 2000+/3000+/4000+ for boss pools, 5000+ for repair, 6000+ for bridge, and 9000+ for legendary items. Some full builds also use 30000+ for direct core-skill repair seeds. Follow the ranges already established in the game you are editing. Do not invent a second numbering system inside the same file.</w:t>
       </w:r>
     </w:p>
@@ -2994,8 +3891,18 @@
       <w:pPr>
         <w:pStyle w:val="ListBullet"/>
         <w:spacing w:after="30"/>
+        <w:rPr>
+          <w:rFonts w:ascii="Aptos" w:hAnsi="Aptos"/>
+          <w:sz w:val="20"/>
+          <w:szCs w:val="28"/>
+        </w:rPr>
       </w:pPr>
       <w:r>
+        <w:rPr>
+          <w:rFonts w:ascii="Aptos" w:hAnsi="Aptos"/>
+          <w:sz w:val="20"/>
+          <w:szCs w:val="28"/>
+        </w:rPr>
         <w:t>Use the exact filename and extension referenced by the image field. Current game packages commonly use .webp, though .png and .jpg can work when the path matches.</w:t>
       </w:r>
     </w:p>
@@ -3003,8 +3910,18 @@
       <w:pPr>
         <w:pStyle w:val="ListBullet"/>
         <w:spacing w:after="30"/>
+        <w:rPr>
+          <w:rFonts w:ascii="Aptos" w:hAnsi="Aptos"/>
+          <w:sz w:val="20"/>
+          <w:szCs w:val="28"/>
+        </w:rPr>
       </w:pPr>
       <w:r>
+        <w:rPr>
+          <w:rFonts w:ascii="Aptos" w:hAnsi="Aptos"/>
+          <w:sz w:val="20"/>
+          <w:szCs w:val="28"/>
+        </w:rPr>
         <w:t>Keep filenames lowercase and simple. Use underscores instead of spaces.</w:t>
       </w:r>
     </w:p>
@@ -3012,8 +3929,18 @@
       <w:pPr>
         <w:pStyle w:val="ListBullet"/>
         <w:spacing w:after="30"/>
+        <w:rPr>
+          <w:rFonts w:ascii="Aptos" w:hAnsi="Aptos"/>
+          <w:sz w:val="20"/>
+          <w:szCs w:val="28"/>
+        </w:rPr>
       </w:pPr>
       <w:r>
+        <w:rPr>
+          <w:rFonts w:ascii="Aptos" w:hAnsi="Aptos"/>
+          <w:sz w:val="20"/>
+          <w:szCs w:val="28"/>
+        </w:rPr>
         <w:t>Place the image in the same published folder as index.html unless the code deliberately uses a subfolder path.</w:t>
       </w:r>
     </w:p>
@@ -3021,8 +3948,18 @@
       <w:pPr>
         <w:pStyle w:val="ListBullet"/>
         <w:spacing w:after="30"/>
+        <w:rPr>
+          <w:rFonts w:ascii="Aptos" w:hAnsi="Aptos"/>
+          <w:sz w:val="20"/>
+          <w:szCs w:val="28"/>
+        </w:rPr>
       </w:pPr>
       <w:r>
+        <w:rPr>
+          <w:rFonts w:ascii="Aptos" w:hAnsi="Aptos"/>
+          <w:sz w:val="20"/>
+          <w:szCs w:val="28"/>
+        </w:rPr>
         <w:t>Make the prompt identify what students must read from the visual. The standard engine supplies generic graph accessibility text; essential information should not depend on color alone.</w:t>
       </w:r>
     </w:p>
@@ -3030,8 +3967,19 @@
       <w:pPr>
         <w:pStyle w:val="ListBullet"/>
         <w:spacing w:after="30"/>
+        <w:rPr>
+          <w:rFonts w:ascii="Aptos" w:hAnsi="Aptos"/>
+          <w:sz w:val="20"/>
+          <w:szCs w:val="28"/>
+        </w:rPr>
       </w:pPr>
       <w:r>
+        <w:rPr>
+          <w:rFonts w:ascii="Aptos" w:hAnsi="Aptos"/>
+          <w:sz w:val="20"/>
+          <w:szCs w:val="28"/>
+        </w:rPr>
+        <w:lastRenderedPageBreak/>
         <w:t>Test the normal display, enlarged lightbox, mobile view, and published GitHub Pages version. A graph that works only on your desktop is not working.</w:t>
       </w:r>
     </w:p>
@@ -3060,8 +4008,18 @@
     <w:p>
       <w:pPr>
         <w:spacing w:after="100"/>
+        <w:rPr>
+          <w:rFonts w:ascii="Aptos" w:hAnsi="Aptos"/>
+          <w:sz w:val="20"/>
+          <w:szCs w:val="24"/>
+        </w:rPr>
       </w:pPr>
       <w:r>
+        <w:rPr>
+          <w:rFonts w:ascii="Aptos" w:hAnsi="Aptos"/>
+          <w:sz w:val="20"/>
+          <w:szCs w:val="24"/>
+        </w:rPr>
         <w:t>Draft in a table, then paste a complete JavaScript object. Replace the example IDs with unused IDs from the correct bank range.</w:t>
       </w:r>
     </w:p>
@@ -3078,8 +4036,18 @@
         <w:pStyle w:val="CodeBlock"/>
         <w:keepLines/>
         <w:spacing w:after="120"/>
+        <w:rPr>
+          <w:rFonts w:ascii="Aptos" w:hAnsi="Aptos"/>
+          <w:sz w:val="18"/>
+          <w:szCs w:val="28"/>
+        </w:rPr>
       </w:pPr>
       <w:r>
+        <w:rPr>
+          <w:rFonts w:ascii="Aptos" w:hAnsi="Aptos"/>
+          <w:sz w:val="18"/>
+          <w:szCs w:val="28"/>
+        </w:rPr>
         <w:t>{ id: 141, q: "Which concept describes the additional satisfaction from consuming one more unit of a good?", options: ["Total utility", "Marginal utility", "Budget constraint", "Opportunity cost"], a: 1, tag: "consumer_choice", type: "definition", objective: "LO7.1", difficulty: "medium", conceptCluster: "consumer_choice", primarySkill: "marginal_utility_definition", secondarySkills: [], repairSkill: "marginal_utility_definition", commonError: "confuses_total_and_marginal_utility", feedback: "Marginal utility is the additional satisfaction gained from consuming one more unit." }</w:t>
       </w:r>
     </w:p>
@@ -3088,7 +4056,6 @@
         <w:pStyle w:val="Heading2"/>
       </w:pPr>
       <w:r>
-        <w:lastRenderedPageBreak/>
         <w:t>Example 2: Calculation Question</w:t>
       </w:r>
     </w:p>
@@ -3097,8 +4064,18 @@
         <w:pStyle w:val="CodeBlock"/>
         <w:keepLines/>
         <w:spacing w:after="120"/>
+        <w:rPr>
+          <w:rFonts w:ascii="Aptos" w:hAnsi="Aptos"/>
+          <w:sz w:val="18"/>
+          <w:szCs w:val="28"/>
+        </w:rPr>
       </w:pPr>
       <w:r>
+        <w:rPr>
+          <w:rFonts w:ascii="Aptos" w:hAnsi="Aptos"/>
+          <w:sz w:val="18"/>
+          <w:szCs w:val="28"/>
+        </w:rPr>
         <w:t>{ id: 242, q: "A consumer gets 20 utils from a $5 good and 12 utils from a $3 good. Which good provides more marginal utility per dollar?", options: ["The $5 good", "The $3 good", "They are equal", "There is not enough information"], a: 2, tag: "consumer_choice", type: "calculation", objective: "LO7.2", difficulty: "hard", conceptCluster: "consumer_choice", primarySkill: "utility_per_dollar_calculation", secondarySkills: ["ratio_calculation"], repairSkill: "utility_per_dollar_calculation", commonError: "compares_total_utility_without_dividing_by_price", feedback: "Both goods provide 4 utils per dollar: 20/5 = 4 and 12/3 = 4." }</w:t>
       </w:r>
     </w:p>
@@ -3115,8 +4092,18 @@
         <w:pStyle w:val="CodeBlock"/>
         <w:keepLines/>
         <w:spacing w:after="120"/>
+        <w:rPr>
+          <w:rFonts w:ascii="Aptos" w:hAnsi="Aptos"/>
+          <w:sz w:val="18"/>
+          <w:szCs w:val="28"/>
+        </w:rPr>
       </w:pPr>
       <w:r>
+        <w:rPr>
+          <w:rFonts w:ascii="Aptos" w:hAnsi="Aptos"/>
+          <w:sz w:val="18"/>
+          <w:szCs w:val="28"/>
+        </w:rPr>
         <w:t>{ id: 143, q: "Refer to the budget-constraint graph. What happens when the price of the good on the horizontal axis decreases?", options: ["The line rotates outward along the horizontal axis", "The line rotates inward along the horizontal axis", "The line shifts inward in parallel", "The vertical intercept falls to zero"], a: 0, tag: "consumer_choice", type: "graph_interpretation", objective: "LO7.3", difficulty: "medium", conceptCluster: "consumer_choice", primarySkill: "budget_line_price_change", secondarySkills: ["graph_interpretation"], repairSkill: "budget_line_price_change", commonError: "treats_one_price_change_as_parallel_shift", image: "budget_constraint_price_decrease.webp", feedback: "A lower horizontal-axis price increases the maximum quantity of that good, so the line rotates outward from the unchanged vertical intercept." }</w:t>
       </w:r>
     </w:p>
@@ -3132,8 +4119,18 @@
       <w:pPr>
         <w:pStyle w:val="ListBullet"/>
         <w:spacing w:after="30"/>
+        <w:rPr>
+          <w:rFonts w:ascii="Aptos" w:hAnsi="Aptos"/>
+          <w:sz w:val="20"/>
+          <w:szCs w:val="28"/>
+        </w:rPr>
       </w:pPr>
       <w:r>
+        <w:rPr>
+          <w:rFonts w:ascii="Aptos" w:hAnsi="Aptos"/>
+          <w:sz w:val="20"/>
+          <w:szCs w:val="28"/>
+        </w:rPr>
         <w:t>Every ID is unique across routine, boss, repair, bridge, elite, legendary, and generated items.</w:t>
       </w:r>
     </w:p>
@@ -3141,8 +4138,18 @@
       <w:pPr>
         <w:pStyle w:val="ListBullet"/>
         <w:spacing w:after="30"/>
+        <w:rPr>
+          <w:rFonts w:ascii="Aptos" w:hAnsi="Aptos"/>
+          <w:sz w:val="20"/>
+          <w:szCs w:val="28"/>
+        </w:rPr>
       </w:pPr>
       <w:r>
+        <w:rPr>
+          <w:rFonts w:ascii="Aptos" w:hAnsi="Aptos"/>
+          <w:sz w:val="20"/>
+          <w:szCs w:val="28"/>
+        </w:rPr>
         <w:t>Every item has exactly four options, and a points to the correct pre-shuffle option.</w:t>
       </w:r>
     </w:p>
@@ -3150,8 +4157,18 @@
       <w:pPr>
         <w:pStyle w:val="ListBullet"/>
         <w:spacing w:after="30"/>
+        <w:rPr>
+          <w:rFonts w:ascii="Aptos" w:hAnsi="Aptos"/>
+          <w:sz w:val="20"/>
+          <w:szCs w:val="28"/>
+        </w:rPr>
       </w:pPr>
       <w:r>
+        <w:rPr>
+          <w:rFonts w:ascii="Aptos" w:hAnsi="Aptos"/>
+          <w:sz w:val="20"/>
+          <w:szCs w:val="28"/>
+        </w:rPr>
         <w:t>The keyed answer is substantively correct. Recalculate numerical items and verify graph logic independently.</w:t>
       </w:r>
     </w:p>
@@ -3159,8 +4176,18 @@
       <w:pPr>
         <w:pStyle w:val="ListBullet"/>
         <w:spacing w:after="30"/>
+        <w:rPr>
+          <w:rFonts w:ascii="Aptos" w:hAnsi="Aptos"/>
+          <w:sz w:val="20"/>
+          <w:szCs w:val="28"/>
+        </w:rPr>
       </w:pPr>
       <w:r>
+        <w:rPr>
+          <w:rFonts w:ascii="Aptos" w:hAnsi="Aptos"/>
+          <w:sz w:val="20"/>
+          <w:szCs w:val="28"/>
+        </w:rPr>
         <w:t>Duplicate and near-duplicate prompts, scenarios, answer sets, and feedback have been removed.</w:t>
       </w:r>
     </w:p>
@@ -3168,8 +4195,18 @@
       <w:pPr>
         <w:pStyle w:val="ListBullet"/>
         <w:spacing w:after="30"/>
+        <w:rPr>
+          <w:rFonts w:ascii="Aptos" w:hAnsi="Aptos"/>
+          <w:sz w:val="20"/>
+          <w:szCs w:val="28"/>
+        </w:rPr>
       </w:pPr>
       <w:r>
+        <w:rPr>
+          <w:rFonts w:ascii="Aptos" w:hAnsi="Aptos"/>
+          <w:sz w:val="20"/>
+          <w:szCs w:val="28"/>
+        </w:rPr>
         <w:t>Tags, types, objectives, primarySkill, repairSkill, and commonError keys use one consistent spelling convention.</w:t>
       </w:r>
     </w:p>
@@ -3177,8 +4214,18 @@
       <w:pPr>
         <w:pStyle w:val="ListBullet"/>
         <w:spacing w:after="30"/>
+        <w:rPr>
+          <w:rFonts w:ascii="Aptos" w:hAnsi="Aptos"/>
+          <w:sz w:val="20"/>
+          <w:szCs w:val="28"/>
+        </w:rPr>
       </w:pPr>
       <w:r>
+        <w:rPr>
+          <w:rFonts w:ascii="Aptos" w:hAnsi="Aptos"/>
+          <w:sz w:val="20"/>
+          <w:szCs w:val="28"/>
+        </w:rPr>
         <w:t>Correct answers are not disproportionately longer, more qualified, or more precise than distractors.</w:t>
       </w:r>
     </w:p>
@@ -3186,8 +4233,18 @@
       <w:pPr>
         <w:pStyle w:val="ListBullet"/>
         <w:spacing w:after="30"/>
+        <w:rPr>
+          <w:rFonts w:ascii="Aptos" w:hAnsi="Aptos"/>
+          <w:sz w:val="20"/>
+          <w:szCs w:val="28"/>
+        </w:rPr>
       </w:pPr>
       <w:r>
+        <w:rPr>
+          <w:rFonts w:ascii="Aptos" w:hAnsi="Aptos"/>
+          <w:sz w:val="20"/>
+          <w:szCs w:val="28"/>
+        </w:rPr>
         <w:t>Distractors are plausible, mutually distinct, grammatically parallel, and tied to real misconceptions when possible.</w:t>
       </w:r>
     </w:p>
@@ -3195,8 +4252,18 @@
       <w:pPr>
         <w:pStyle w:val="ListBullet"/>
         <w:spacing w:after="30"/>
+        <w:rPr>
+          <w:rFonts w:ascii="Aptos" w:hAnsi="Aptos"/>
+          <w:sz w:val="20"/>
+          <w:szCs w:val="28"/>
+        </w:rPr>
       </w:pPr>
       <w:r>
+        <w:rPr>
+          <w:rFonts w:ascii="Aptos" w:hAnsi="Aptos"/>
+          <w:sz w:val="20"/>
+          <w:szCs w:val="28"/>
+        </w:rPr>
         <w:t>Feedback explains why the answer is correct and, when useful, why the tempting mistake fails.</w:t>
       </w:r>
     </w:p>
@@ -3204,8 +4271,18 @@
       <w:pPr>
         <w:pStyle w:val="ListBullet"/>
         <w:spacing w:after="30"/>
+        <w:rPr>
+          <w:rFonts w:ascii="Aptos" w:hAnsi="Aptos"/>
+          <w:sz w:val="20"/>
+          <w:szCs w:val="28"/>
+        </w:rPr>
       </w:pPr>
       <w:r>
+        <w:rPr>
+          <w:rFonts w:ascii="Aptos" w:hAnsi="Aptos"/>
+          <w:sz w:val="20"/>
+          <w:szCs w:val="28"/>
+        </w:rPr>
         <w:t>Repair items isolate one skill; bridge items require nearby application; retests come from an appropriate main bank.</w:t>
       </w:r>
     </w:p>
@@ -3213,8 +4290,18 @@
       <w:pPr>
         <w:pStyle w:val="ListBullet"/>
         <w:spacing w:after="30"/>
+        <w:rPr>
+          <w:rFonts w:ascii="Aptos" w:hAnsi="Aptos"/>
+          <w:sz w:val="20"/>
+          <w:szCs w:val="28"/>
+        </w:rPr>
       </w:pPr>
       <w:r>
+        <w:rPr>
+          <w:rFonts w:ascii="Aptos" w:hAnsi="Aptos"/>
+          <w:sz w:val="20"/>
+          <w:szCs w:val="28"/>
+        </w:rPr>
         <w:t>Boss pools contain enough items and enough variation in objective, type, skill, and narrative stage.</w:t>
       </w:r>
     </w:p>
@@ -3222,8 +4309,18 @@
       <w:pPr>
         <w:pStyle w:val="ListBullet"/>
         <w:spacing w:after="30"/>
+        <w:rPr>
+          <w:rFonts w:ascii="Aptos" w:hAnsi="Aptos"/>
+          <w:sz w:val="20"/>
+          <w:szCs w:val="28"/>
+        </w:rPr>
       </w:pPr>
       <w:r>
+        <w:rPr>
+          <w:rFonts w:ascii="Aptos" w:hAnsi="Aptos"/>
+          <w:sz w:val="20"/>
+          <w:szCs w:val="28"/>
+        </w:rPr>
         <w:t>Images load, remain legible on mobile, enlarge correctly, and do not rely on color alone.</w:t>
       </w:r>
     </w:p>
@@ -3231,8 +4328,18 @@
       <w:pPr>
         <w:pStyle w:val="ListBullet"/>
         <w:spacing w:after="30"/>
+        <w:rPr>
+          <w:rFonts w:ascii="Aptos" w:hAnsi="Aptos"/>
+          <w:sz w:val="20"/>
+          <w:szCs w:val="28"/>
+        </w:rPr>
       </w:pPr>
       <w:r>
+        <w:rPr>
+          <w:rFonts w:ascii="Aptos" w:hAnsi="Aptos"/>
+          <w:sz w:val="20"/>
+          <w:szCs w:val="28"/>
+        </w:rPr>
         <w:t>The bank has been exercised in simulated runs with intentional wrong answers so adaptive routing can be observed.</w:t>
       </w:r>
     </w:p>
@@ -3276,11 +4383,18 @@
           <w:p>
             <w:pPr>
               <w:spacing w:after="0"/>
+              <w:rPr>
+                <w:rFonts w:ascii="Aptos" w:hAnsi="Aptos"/>
+                <w:sz w:val="18"/>
+                <w:szCs w:val="28"/>
+              </w:rPr>
             </w:pPr>
             <w:r>
               <w:rPr>
+                <w:rFonts w:ascii="Aptos" w:hAnsi="Aptos"/>
                 <w:b/>
-                <w:sz w:val="15"/>
+                <w:sz w:val="18"/>
+                <w:szCs w:val="28"/>
               </w:rPr>
               <w:t>Type</w:t>
             </w:r>
@@ -3301,11 +4415,18 @@
           <w:p>
             <w:pPr>
               <w:spacing w:after="0"/>
+              <w:rPr>
+                <w:rFonts w:ascii="Aptos" w:hAnsi="Aptos"/>
+                <w:sz w:val="18"/>
+                <w:szCs w:val="28"/>
+              </w:rPr>
             </w:pPr>
             <w:r>
               <w:rPr>
+                <w:rFonts w:ascii="Aptos" w:hAnsi="Aptos"/>
                 <w:b/>
-                <w:sz w:val="15"/>
+                <w:sz w:val="18"/>
+                <w:szCs w:val="28"/>
               </w:rPr>
               <w:t>When to use it</w:t>
             </w:r>
@@ -3330,10 +4451,17 @@
           <w:p>
             <w:pPr>
               <w:spacing w:after="0"/>
+              <w:rPr>
+                <w:rFonts w:ascii="Aptos" w:hAnsi="Aptos"/>
+                <w:sz w:val="18"/>
+                <w:szCs w:val="28"/>
+              </w:rPr>
             </w:pPr>
             <w:r>
               <w:rPr>
-                <w:sz w:val="15"/>
+                <w:rFonts w:ascii="Aptos" w:hAnsi="Aptos"/>
+                <w:sz w:val="18"/>
+                <w:szCs w:val="28"/>
               </w:rPr>
               <w:t>definition</w:t>
             </w:r>
@@ -3353,10 +4481,17 @@
           <w:p>
             <w:pPr>
               <w:spacing w:after="0"/>
+              <w:rPr>
+                <w:rFonts w:ascii="Aptos" w:hAnsi="Aptos"/>
+                <w:sz w:val="18"/>
+                <w:szCs w:val="28"/>
+              </w:rPr>
             </w:pPr>
             <w:r>
               <w:rPr>
-                <w:sz w:val="15"/>
+                <w:rFonts w:ascii="Aptos" w:hAnsi="Aptos"/>
+                <w:sz w:val="18"/>
+                <w:szCs w:val="28"/>
               </w:rPr>
               <w:t>Students identify or recall a concept.</w:t>
             </w:r>
@@ -3381,10 +4516,17 @@
           <w:p>
             <w:pPr>
               <w:spacing w:after="0"/>
+              <w:rPr>
+                <w:rFonts w:ascii="Aptos" w:hAnsi="Aptos"/>
+                <w:sz w:val="18"/>
+                <w:szCs w:val="28"/>
+              </w:rPr>
             </w:pPr>
             <w:r>
               <w:rPr>
-                <w:sz w:val="15"/>
+                <w:rFonts w:ascii="Aptos" w:hAnsi="Aptos"/>
+                <w:sz w:val="18"/>
+                <w:szCs w:val="28"/>
               </w:rPr>
               <w:t>interpretation</w:t>
             </w:r>
@@ -3404,10 +4546,17 @@
           <w:p>
             <w:pPr>
               <w:spacing w:after="0"/>
+              <w:rPr>
+                <w:rFonts w:ascii="Aptos" w:hAnsi="Aptos"/>
+                <w:sz w:val="18"/>
+                <w:szCs w:val="28"/>
+              </w:rPr>
             </w:pPr>
             <w:r>
               <w:rPr>
-                <w:sz w:val="15"/>
+                <w:rFonts w:ascii="Aptos" w:hAnsi="Aptos"/>
+                <w:sz w:val="18"/>
+                <w:szCs w:val="28"/>
               </w:rPr>
               <w:t>Students explain what a graph, scenario, or relationship means.</w:t>
             </w:r>
@@ -3432,10 +4581,17 @@
           <w:p>
             <w:pPr>
               <w:spacing w:after="0"/>
+              <w:rPr>
+                <w:rFonts w:ascii="Aptos" w:hAnsi="Aptos"/>
+                <w:sz w:val="18"/>
+                <w:szCs w:val="28"/>
+              </w:rPr>
             </w:pPr>
             <w:r>
               <w:rPr>
-                <w:sz w:val="15"/>
+                <w:rFonts w:ascii="Aptos" w:hAnsi="Aptos"/>
+                <w:sz w:val="18"/>
+                <w:szCs w:val="28"/>
               </w:rPr>
               <w:t>calculation</w:t>
             </w:r>
@@ -3455,10 +4611,17 @@
           <w:p>
             <w:pPr>
               <w:spacing w:after="0"/>
+              <w:rPr>
+                <w:rFonts w:ascii="Aptos" w:hAnsi="Aptos"/>
+                <w:sz w:val="18"/>
+                <w:szCs w:val="28"/>
+              </w:rPr>
             </w:pPr>
             <w:r>
               <w:rPr>
-                <w:sz w:val="15"/>
+                <w:rFonts w:ascii="Aptos" w:hAnsi="Aptos"/>
+                <w:sz w:val="18"/>
+                <w:szCs w:val="28"/>
               </w:rPr>
               <w:t>Students compute an answer or apply a formula or rule.</w:t>
             </w:r>
@@ -3483,11 +4646,19 @@
           <w:p>
             <w:pPr>
               <w:spacing w:after="0"/>
+              <w:rPr>
+                <w:rFonts w:ascii="Aptos" w:hAnsi="Aptos"/>
+                <w:sz w:val="18"/>
+                <w:szCs w:val="28"/>
+              </w:rPr>
             </w:pPr>
             <w:r>
               <w:rPr>
-                <w:sz w:val="15"/>
-              </w:rPr>
+                <w:rFonts w:ascii="Aptos" w:hAnsi="Aptos"/>
+                <w:sz w:val="18"/>
+                <w:szCs w:val="28"/>
+              </w:rPr>
+              <w:lastRenderedPageBreak/>
               <w:t>graph_interpretation</w:t>
             </w:r>
           </w:p>
@@ -3506,10 +4677,17 @@
           <w:p>
             <w:pPr>
               <w:spacing w:after="0"/>
+              <w:rPr>
+                <w:rFonts w:ascii="Aptos" w:hAnsi="Aptos"/>
+                <w:sz w:val="18"/>
+                <w:szCs w:val="28"/>
+              </w:rPr>
             </w:pPr>
             <w:r>
               <w:rPr>
-                <w:sz w:val="15"/>
+                <w:rFonts w:ascii="Aptos" w:hAnsi="Aptos"/>
+                <w:sz w:val="18"/>
+                <w:szCs w:val="28"/>
               </w:rPr>
               <w:t>Students read a graph, table, diagram, or visual relationship.</w:t>
             </w:r>
@@ -3534,10 +4712,17 @@
           <w:p>
             <w:pPr>
               <w:spacing w:after="0"/>
+              <w:rPr>
+                <w:rFonts w:ascii="Aptos" w:hAnsi="Aptos"/>
+                <w:sz w:val="18"/>
+                <w:szCs w:val="28"/>
+              </w:rPr>
             </w:pPr>
             <w:r>
               <w:rPr>
-                <w:sz w:val="15"/>
+                <w:rFonts w:ascii="Aptos" w:hAnsi="Aptos"/>
+                <w:sz w:val="18"/>
+                <w:szCs w:val="28"/>
               </w:rPr>
               <w:t>diagnostic</w:t>
             </w:r>
@@ -3557,10 +4742,17 @@
           <w:p>
             <w:pPr>
               <w:spacing w:after="0"/>
+              <w:rPr>
+                <w:rFonts w:ascii="Aptos" w:hAnsi="Aptos"/>
+                <w:sz w:val="18"/>
+                <w:szCs w:val="28"/>
+              </w:rPr>
             </w:pPr>
             <w:r>
               <w:rPr>
-                <w:sz w:val="15"/>
+                <w:rFonts w:ascii="Aptos" w:hAnsi="Aptos"/>
+                <w:sz w:val="18"/>
+                <w:szCs w:val="28"/>
               </w:rPr>
               <w:t>Students expose or correct a specific misconception; common in bridge pools.</w:t>
             </w:r>
@@ -3585,10 +4777,17 @@
           <w:p>
             <w:pPr>
               <w:spacing w:after="0"/>
+              <w:rPr>
+                <w:rFonts w:ascii="Aptos" w:hAnsi="Aptos"/>
+                <w:sz w:val="18"/>
+                <w:szCs w:val="28"/>
+              </w:rPr>
             </w:pPr>
             <w:r>
               <w:rPr>
-                <w:sz w:val="15"/>
+                <w:rFonts w:ascii="Aptos" w:hAnsi="Aptos"/>
+                <w:sz w:val="18"/>
+                <w:szCs w:val="28"/>
               </w:rPr>
               <w:t>trap</w:t>
             </w:r>
@@ -3608,10 +4807,17 @@
           <w:p>
             <w:pPr>
               <w:spacing w:after="0"/>
+              <w:rPr>
+                <w:rFonts w:ascii="Aptos" w:hAnsi="Aptos"/>
+                <w:sz w:val="18"/>
+                <w:szCs w:val="28"/>
+              </w:rPr>
             </w:pPr>
             <w:r>
               <w:rPr>
-                <w:sz w:val="15"/>
+                <w:rFonts w:ascii="Aptos" w:hAnsi="Aptos"/>
+                <w:sz w:val="18"/>
+                <w:szCs w:val="28"/>
               </w:rPr>
               <w:t>Students must reject a tempting but incorrect line of reasoning.</w:t>
             </w:r>
@@ -3636,10 +4842,17 @@
           <w:p>
             <w:pPr>
               <w:spacing w:after="0"/>
+              <w:rPr>
+                <w:rFonts w:ascii="Aptos" w:hAnsi="Aptos"/>
+                <w:sz w:val="18"/>
+                <w:szCs w:val="28"/>
+              </w:rPr>
             </w:pPr>
             <w:r>
               <w:rPr>
-                <w:sz w:val="15"/>
+                <w:rFonts w:ascii="Aptos" w:hAnsi="Aptos"/>
+                <w:sz w:val="18"/>
+                <w:szCs w:val="28"/>
               </w:rPr>
               <w:t>multi-step</w:t>
             </w:r>
@@ -3659,10 +4872,17 @@
           <w:p>
             <w:pPr>
               <w:spacing w:after="0"/>
+              <w:rPr>
+                <w:rFonts w:ascii="Aptos" w:hAnsi="Aptos"/>
+                <w:sz w:val="18"/>
+                <w:szCs w:val="28"/>
+              </w:rPr>
             </w:pPr>
             <w:r>
               <w:rPr>
-                <w:sz w:val="15"/>
+                <w:rFonts w:ascii="Aptos" w:hAnsi="Aptos"/>
+                <w:sz w:val="18"/>
+                <w:szCs w:val="28"/>
               </w:rPr>
               <w:t>Students combine more than one idea or operation.</w:t>
             </w:r>
@@ -3687,10 +4907,17 @@
           <w:p>
             <w:pPr>
               <w:spacing w:after="0"/>
+              <w:rPr>
+                <w:rFonts w:ascii="Aptos" w:hAnsi="Aptos"/>
+                <w:sz w:val="18"/>
+                <w:szCs w:val="28"/>
+              </w:rPr>
             </w:pPr>
             <w:r>
               <w:rPr>
-                <w:sz w:val="15"/>
+                <w:rFonts w:ascii="Aptos" w:hAnsi="Aptos"/>
+                <w:sz w:val="18"/>
+                <w:szCs w:val="28"/>
               </w:rPr>
               <w:t>integration</w:t>
             </w:r>
@@ -3710,10 +4937,17 @@
           <w:p>
             <w:pPr>
               <w:spacing w:after="0"/>
+              <w:rPr>
+                <w:rFonts w:ascii="Aptos" w:hAnsi="Aptos"/>
+                <w:sz w:val="18"/>
+                <w:szCs w:val="28"/>
+              </w:rPr>
             </w:pPr>
             <w:r>
               <w:rPr>
-                <w:sz w:val="15"/>
+                <w:rFonts w:ascii="Aptos" w:hAnsi="Aptos"/>
+                <w:sz w:val="18"/>
+                <w:szCs w:val="28"/>
               </w:rPr>
               <w:t>Students connect concepts across objectives or chapters.</w:t>
             </w:r>
@@ -3738,10 +4972,17 @@
           <w:p>
             <w:pPr>
               <w:spacing w:after="0"/>
+              <w:rPr>
+                <w:rFonts w:ascii="Aptos" w:hAnsi="Aptos"/>
+                <w:sz w:val="18"/>
+                <w:szCs w:val="28"/>
+              </w:rPr>
             </w:pPr>
             <w:r>
               <w:rPr>
-                <w:sz w:val="15"/>
+                <w:rFonts w:ascii="Aptos" w:hAnsi="Aptos"/>
+                <w:sz w:val="18"/>
+                <w:szCs w:val="28"/>
               </w:rPr>
               <w:t>synthesis</w:t>
             </w:r>
@@ -3761,59 +5002,19 @@
           <w:p>
             <w:pPr>
               <w:spacing w:after="0"/>
+              <w:rPr>
+                <w:rFonts w:ascii="Aptos" w:hAnsi="Aptos"/>
+                <w:sz w:val="18"/>
+                <w:szCs w:val="28"/>
+              </w:rPr>
             </w:pPr>
             <w:r>
               <w:rPr>
-                <w:sz w:val="15"/>
+                <w:rFonts w:ascii="Aptos" w:hAnsi="Aptos"/>
+                <w:sz w:val="18"/>
+                <w:szCs w:val="28"/>
               </w:rPr>
               <w:t>Students select the strongest conclusion from several linked relationships.</w:t>
-            </w:r>
-          </w:p>
-        </w:tc>
-      </w:tr>
-    </w:tbl>
-    <w:tbl>
-      <w:tblPr>
-        <w:tblW w:w="0" w:type="auto"/>
-        <w:jc w:val="center"/>
-        <w:tblLayout w:type="fixed"/>
-        <w:tblLook w:val="04A0" w:firstRow="1" w:lastRow="0" w:firstColumn="1" w:lastColumn="0" w:noHBand="0" w:noVBand="1"/>
-      </w:tblPr>
-      <w:tblGrid>
-        <w:gridCol w:w="10454"/>
-      </w:tblGrid>
-      <w:tr>
-        <w:trPr>
-          <w:jc w:val="center"/>
-        </w:trPr>
-        <w:tc>
-          <w:tcPr>
-            <w:tcW w:w="10454" w:type="dxa"/>
-            <w:shd w:val="clear" w:color="auto" w:fill="D9EAF7"/>
-            <w:tcMar>
-              <w:top w:w="90" w:type="dxa"/>
-              <w:left w:w="105" w:type="dxa"/>
-              <w:bottom w:w="90" w:type="dxa"/>
-              <w:right w:w="105" w:type="dxa"/>
-            </w:tcMar>
-          </w:tcPr>
-          <w:p>
-            <w:pPr>
-              <w:spacing w:after="0"/>
-            </w:pPr>
-            <w:r>
-              <w:rPr>
-                <w:b/>
-                <w:color w:val="365F91"/>
-                <w:sz w:val="18"/>
-              </w:rPr>
-              <w:t xml:space="preserve">Bottom line. </w:t>
-            </w:r>
-            <w:r>
-              <w:rPr>
-                <w:sz w:val="18"/>
-              </w:rPr>
-              <w:t>The adaptive engine cannot rescue a sloppy bank. Clear prompts, verified answers, balanced distractors, precise micro-skills, and useful feedback are the machinery. The theme is the paint job.</w:t>
             </w:r>
           </w:p>
         </w:tc>

--- a/downloads/resources/faculty-question-bank-helper.docx
+++ b/downloads/resources/faculty-question-bank-helper.docx
@@ -2759,6 +2759,58 @@
                 <w:szCs w:val="28"/>
               </w:rPr>
               <w:t>"Use percentage changes."</w:t>
+            </w:r>
+          </w:p>
+        </w:tc>
+      </w:tr>
+      <w:tr>
+        <w:tc>
+          <w:tcPr>
+            <w:tcW w:type="dxa" w:w="1224"/>
+          </w:tcPr>
+          <w:p>
+            <w:r>
+              <w:t>graphRequired</w:t>
+            </w:r>
+          </w:p>
+        </w:tc>
+        <w:tc>
+          <w:tcPr>
+            <w:tcW w:type="dxa" w:w="1512"/>
+          </w:tcPr>
+          <w:p>
+            <w:r>
+              <w:t>Recommended for visual items</w:t>
+            </w:r>
+          </w:p>
+        </w:tc>
+        <w:tc>
+          <w:tcPr>
+            <w:tcW w:type="dxa" w:w="3672"/>
+          </w:tcPr>
+          <w:p>
+            <w:r>
+              <w:t>Marks whether the visual is necessary to answer the item. Trial by Graph uses only items marked true.</w:t>
+            </w:r>
+          </w:p>
+        </w:tc>
+        <w:tc>
+          <w:tcPr>
+            <w:tcW w:type="dxa" w:w="1944"/>
+          </w:tcPr>
+          <w:p>
+            <w:r>
+              <w:t>true / false</w:t>
+            </w:r>
+          </w:p>
+        </w:tc>
+        <w:tc>
+          <w:tcPr>
+            <w:tcW w:type="dxa" w:w="1872"/>
+          </w:tcPr>
+          <w:p>
+            <w:r>
+              <w:t>true</w:t>
             </w:r>
           </w:p>
         </w:tc>
@@ -3998,6 +4050,15 @@
       </w:r>
     </w:p>
     <w:p>
+      <w:pPr/>
+      <w:r>
+        <w:rPr>
+          <w:b/>
+        </w:rPr>
+        <w:t>Trial by Graph eligibility. An image alone does not make a question graph-safe. Set graphRequired: true only when the student must use the graph, table, or diagram to answer correctly. A decorative or merely helpful visual should remain graphRequired: false. Fading Fortune and Risk &amp; Reward use ordinary valid four-choice questions and do not need separate question banks.</w:t>
+      </w:r>
+    </w:p>
+    <w:p>
       <w:pPr>
         <w:pStyle w:val="Heading1"/>
       </w:pPr>
@@ -4104,7 +4165,7 @@
           <w:sz w:val="18"/>
           <w:szCs w:val="28"/>
         </w:rPr>
-        <w:t>{ id: 143, q: "Refer to the budget-constraint graph. What happens when the price of the good on the horizontal axis decreases?", options: ["The line rotates outward along the horizontal axis", "The line rotates inward along the horizontal axis", "The line shifts inward in parallel", "The vertical intercept falls to zero"], a: 0, tag: "consumer_choice", type: "graph_interpretation", objective: "LO7.3", difficulty: "medium", conceptCluster: "consumer_choice", primarySkill: "budget_line_price_change", secondarySkills: ["graph_interpretation"], repairSkill: "budget_line_price_change", commonError: "treats_one_price_change_as_parallel_shift", image: "budget_constraint_price_decrease.webp", feedback: "A lower horizontal-axis price increases the maximum quantity of that good, so the line rotates outward from the unchanged vertical intercept." }</w:t>
+        <w:t>{ id: 143, q: "Refer to the budget-constraint graph. What happens when the price of the good on the horizontal axis decreases?", options: ["The line rotates outward along the horizontal axis", "The line rotates inward along the horizontal axis", "The line shifts inward in parallel", "The vertical intercept falls to zero"], a: 0, tag: "consumer_choice", type: "graph_interpretation", objective: "LO7.3", difficulty: "medium", conceptCluster: "consumer_choice", primarySkill: "budget_line_price_change", secondarySkills: ["graph_interpretation"], repairSkill: "budget_line_price_change", commonError: "treats_one_price_change_as_parallel_shift", image: "budget_constraint_price_decrease.webp", graphRequired: true, feedback: "A lower horizontal-axis price increases the maximum quantity of that good, so the line rotates outward from the unchanged vertical intercept." }</w:t>
       </w:r>
     </w:p>
     <w:p>
@@ -4341,6 +4402,14 @@
           <w:szCs w:val="28"/>
         </w:rPr>
         <w:t>The bank has been exercised in simulated runs with intentional wrong answers so adaptive routing can be observed.</w:t>
+      </w:r>
+    </w:p>
+    <w:p>
+      <w:pPr>
+        <w:pStyle w:val="ListBullet"/>
+      </w:pPr>
+      <w:r>
+        <w:t>For visual items, graphRequired is true only when the visual is essential; graph-required items have a working image and readable accessibility treatment.</w:t>
       </w:r>
     </w:p>
     <w:p>
